--- a/downloads/student/ai-3-week-10.docx
+++ b/downloads/student/ai-3-week-10.docx
@@ -1888,6 +1888,16 @@
     <w:p>
       <w:r>
         <w:t>Not all image generators use diffusion; this toy step is neither a complete algorithm nor an executed model.</w:t>
+      </w:r>
+    </w:p>
+    <w:p>
+      <w:r>
+        <w:t>Read the labelled picture: What may these two grids explain, and what can they not establish about a real generator?</w:t>
+      </w:r>
+    </w:p>
+    <w:p>
+      <w:r>
+        <w:t>Change one thing: Relabel the illustration as a photograph of an actual laboratory measurement. Predict the result before checking the explanation. What remains the same?</w:t>
       </w:r>
     </w:p>
     <w:p>
@@ -3955,6 +3965,187 @@
     <w:p>
       <w:r>
         <w:t>Attempt the independent case before hints. Record whether you worked alone, used a hint or followed a model. After feedback, fix the first unsupported step and explain why it changed. A later check uses a changed case, not a copied answer.</w:t>
+      </w:r>
+    </w:p>
+    <w:p>
+      <w:pPr>
+        <w:pStyle w:val="Heading1"/>
+      </w:pPr>
+      <w:r>
+        <w:t>15. Your lesson route</w:t>
+      </w:r>
+    </w:p>
+    <w:p>
+      <w:r>
+        <w:t>Start with this question: A fictional lesson poster illustrates one family of image-generation approaches.</w:t>
+      </w:r>
+    </w:p>
+    <w:tbl>
+      <w:tblPr>
+        <w:tblStyle w:val="LightShading-Accent1"/>
+        <w:tblW w:type="auto" w:w="0"/>
+        <w:tblLook w:firstColumn="1" w:firstRow="1" w:lastColumn="0" w:lastRow="0" w:noHBand="0" w:noVBand="1" w:val="04A0"/>
+      </w:tblPr>
+      <w:tblGrid>
+        <w:gridCol w:w="5112"/>
+        <w:gridCol w:w="5112"/>
+      </w:tblGrid>
+      <w:tr>
+        <w:trPr>
+          <w:tblHeader/>
+        </w:trPr>
+        <w:tc>
+          <w:tcPr>
+            <w:tcW w:type="dxa" w:w="5112"/>
+          </w:tcPr>
+          <w:p>
+            <w:r>
+              <w:t>By the end, I can</w:t>
+            </w:r>
+          </w:p>
+        </w:tc>
+        <w:tc>
+          <w:tcPr>
+            <w:tcW w:type="dxa" w:w="5112"/>
+          </w:tcPr>
+          <w:p>
+            <w:r>
+              <w:t>How I will show it</w:t>
+            </w:r>
+          </w:p>
+        </w:tc>
+      </w:tr>
+      <w:tr>
+        <w:tc>
+          <w:tcPr>
+            <w:tcW w:type="dxa" w:w="5112"/>
+          </w:tcPr>
+          <w:p>
+            <w:r>
+              <w:t>Explain the mechanism and terminology of image generation and provenance</w:t>
+            </w:r>
+          </w:p>
+        </w:tc>
+        <w:tc>
+          <w:tcPr>
+            <w:tcW w:type="dxa" w:w="5112"/>
+          </w:tcPr>
+          <w:p>
+            <w:r>
+              <w:t>Explain the deciding step, show a trace or test, and state one limit.</w:t>
+            </w:r>
+          </w:p>
+        </w:tc>
+      </w:tr>
+      <w:tr>
+        <w:tc>
+          <w:tcPr>
+            <w:tcW w:type="dxa" w:w="5112"/>
+          </w:tcPr>
+          <w:p>
+            <w:r>
+              <w:t>Apply the stated procedure to a new case with a traceable result</w:t>
+            </w:r>
+          </w:p>
+        </w:tc>
+        <w:tc>
+          <w:tcPr>
+            <w:tcW w:type="dxa" w:w="5112"/>
+          </w:tcPr>
+          <w:p>
+            <w:r>
+              <w:t>Explain the deciding step, show a trace or test, and state one limit.</w:t>
+            </w:r>
+          </w:p>
+        </w:tc>
+      </w:tr>
+      <w:tr>
+        <w:tc>
+          <w:tcPr>
+            <w:tcW w:type="dxa" w:w="5112"/>
+          </w:tcPr>
+          <w:p>
+            <w:r>
+              <w:t>Identify an assumption or limitation and design a revealing follow-up</w:t>
+            </w:r>
+          </w:p>
+        </w:tc>
+        <w:tc>
+          <w:tcPr>
+            <w:tcW w:type="dxa" w:w="5112"/>
+          </w:tcPr>
+          <w:p>
+            <w:r>
+              <w:t>Explain the deciding step, show a trace or test, and state one limit.</w:t>
+            </w:r>
+          </w:p>
+        </w:tc>
+      </w:tr>
+    </w:tbl>
+    <w:p>
+      <w:r>
+        <w:t>Remember → watch and explain → try with help → investigate → try independently → keep project evidence. Your teacher may spread this lesson across several classes.</w:t>
+      </w:r>
+    </w:p>
+    <w:p>
+      <w:r>
+        <w:t>Keep your first prediction. Compare it with what the evidence shows and explain any change.</w:t>
+      </w:r>
+    </w:p>
+    <w:p>
+      <w:pPr>
+        <w:pStyle w:val="Heading1"/>
+      </w:pPr>
+      <w:r>
+        <w:t>16. Finish and return</w:t>
+      </w:r>
+    </w:p>
+    <w:p>
+      <w:r>
+        <w:t>Close your notes. Explain this goal in your own words: Explain the mechanism and terminology of image generation and provenance</w:t>
+      </w:r>
+    </w:p>
+    <w:p>
+      <w:pPr>
+        <w:pStyle w:val="Heading3"/>
+      </w:pPr>
+      <w:r>
+        <w:t>My deciding step, evidence and one remaining question</w:t>
+      </w:r>
+    </w:p>
+    <w:p>
+      <w:r>
+        <w:t>________________________________________________________________</w:t>
+      </w:r>
+    </w:p>
+    <w:p>
+      <w:r>
+        <w:t>________________________________________________________________</w:t>
+      </w:r>
+    </w:p>
+    <w:p>
+      <w:r>
+        <w:t>________________________________________________________________</w:t>
+      </w:r>
+    </w:p>
+    <w:p>
+      <w:r>
+        <w:t>________________________________________________________________</w:t>
+      </w:r>
+    </w:p>
+    <w:p>
+      <w:r>
+        <w:t>________________________________________________________________</w:t>
+      </w:r>
+    </w:p>
+    <w:p>
+      <w:r>
+        <w:t>If you are unsure, return to the worked picture and explain one arrow. If you are ready, change an input or assumption and justify your prediction.</w:t>
+      </w:r>
+    </w:p>
+    <w:p>
+      <w:r>
+        <w:t>Save your workbook evidence. At the next review, try a different case before opening your old answer.</w:t>
       </w:r>
     </w:p>
     <w:sectPr>

--- a/downloads/student/ai-3-week-10.docx
+++ b/downloads/student/ai-3-week-10.docx
@@ -4146,6 +4146,207 @@
     <w:p>
       <w:r>
         <w:t>Save your workbook evidence. At the next review, try a different case before opening your old answer.</w:t>
+      </w:r>
+    </w:p>
+    <w:p>
+      <w:pPr>
+        <w:pStyle w:val="Heading1"/>
+      </w:pPr>
+      <w:r>
+        <w:t>17. Supported practice, repair and portfolio</w:t>
+      </w:r>
+    </w:p>
+    <w:p>
+      <w:r>
+        <w:t>Use this supported practice once, in the browser or on paper. Keep the reserved independent assessment for a separate first attempt before teacher feedback.</w:t>
+      </w:r>
+    </w:p>
+    <w:p>
+      <w:r>
+        <w:t>A fictional lesson poster illustrates one family of image-generation approaches.</w:t>
+      </w:r>
+    </w:p>
+    <w:p>
+      <w:pPr>
+        <w:pStyle w:val="Heading3"/>
+      </w:pPr>
+      <w:r>
+        <w:t>Practice 1: explain the deciding evidence</w:t>
+      </w:r>
+    </w:p>
+    <w:p>
+      <w:r>
+        <w:t>Which labelled step matches this detail? Caption it as a generated-process illustration, not a photographed experiment.</w:t>
+      </w:r>
+    </w:p>
+    <w:p>
+      <w:r>
+        <w:t>1. Noisy representation</w:t>
+      </w:r>
+    </w:p>
+    <w:p>
+      <w:r>
+        <w:t>2. Condition on request</w:t>
+      </w:r>
+    </w:p>
+    <w:p>
+      <w:r>
+        <w:t>3. Check provenance</w:t>
+      </w:r>
+    </w:p>
+    <w:p>
+      <w:r>
+        <w:t>4. Illustrative update</w:t>
+      </w:r>
+    </w:p>
+    <w:p>
+      <w:pPr>
+        <w:pStyle w:val="Heading3"/>
+      </w:pPr>
+      <w:r>
+        <w:t>My selected conclusion, deciding fact and explanation</w:t>
+      </w:r>
+    </w:p>
+    <w:p>
+      <w:r>
+        <w:t>________________________________________________________________</w:t>
+      </w:r>
+    </w:p>
+    <w:p>
+      <w:r>
+        <w:t>________________________________________________________________</w:t>
+      </w:r>
+    </w:p>
+    <w:p>
+      <w:r>
+        <w:t>________________________________________________________________</w:t>
+      </w:r>
+    </w:p>
+    <w:p>
+      <w:r>
+        <w:t>________________________________________________________________</w:t>
+      </w:r>
+    </w:p>
+    <w:p>
+      <w:r>
+        <w:t>________________________________________________________________</w:t>
+      </w:r>
+    </w:p>
+    <w:p>
+      <w:r>
+        <w:t>Hint if needed: Read the steps in the pictorial case. Match the supplied detail to the stage that performs or records it.</w:t>
+      </w:r>
+    </w:p>
+    <w:p>
+      <w:r>
+        <w:t>After your attempt, compare with the supported explanation: Check provenance Caption it as a generated-process illustration, not a photographed experiment. Diffusion-style generators learn to remove noise in stages, often guided by text, but a real implementation can operate in a latent representation rather than direct pixels. The toy values let us inspect an update without pretending to simulate that trained process. An attractive final image still needs checks for labels, requested relations and factual claims.</w:t>
+      </w:r>
+    </w:p>
+    <w:p>
+      <w:pPr>
+        <w:pStyle w:val="Heading3"/>
+      </w:pPr>
+      <w:r>
+        <w:t>Practice 2: explain the deciding evidence</w:t>
+      </w:r>
+    </w:p>
+    <w:p>
+      <w:r>
+        <w:t>Changed-case practice: Relabel the illustration as a photograph of an actual laboratory measurement. Which conclusion is supported by the supplied facts?</w:t>
+      </w:r>
+    </w:p>
+    <w:p>
+      <w:r>
+        <w:t>1. We can decide the result without examining the changed input or the procedure.</w:t>
+      </w:r>
+    </w:p>
+    <w:p>
+      <w:r>
+        <w:t>2. That caption is unsupported.</w:t>
+      </w:r>
+    </w:p>
+    <w:p>
+      <w:r>
+        <w:t>3. This one example guarantees correct results for every future input.</w:t>
+      </w:r>
+    </w:p>
+    <w:p>
+      <w:pPr>
+        <w:pStyle w:val="Heading3"/>
+      </w:pPr>
+      <w:r>
+        <w:t>My selected conclusion, deciding fact and explanation</w:t>
+      </w:r>
+    </w:p>
+    <w:p>
+      <w:r>
+        <w:t>________________________________________________________________</w:t>
+      </w:r>
+    </w:p>
+    <w:p>
+      <w:r>
+        <w:t>________________________________________________________________</w:t>
+      </w:r>
+    </w:p>
+    <w:p>
+      <w:r>
+        <w:t>________________________________________________________________</w:t>
+      </w:r>
+    </w:p>
+    <w:p>
+      <w:r>
+        <w:t>________________________________________________________________</w:t>
+      </w:r>
+    </w:p>
+    <w:p>
+      <w:r>
+        <w:t>________________________________________________________________</w:t>
+      </w:r>
+    </w:p>
+    <w:p>
+      <w:r>
+        <w:t>Hint if needed: Use the changed condition and the deciding step in the pictorial trace. The answer must say what follows from those facts.</w:t>
+      </w:r>
+    </w:p>
+    <w:p>
+      <w:r>
+        <w:t>After your attempt, compare with the supported explanation: That caption is unsupported. Its provenance is an invented diagram of a process, not a camera record of an event.</w:t>
+      </w:r>
+    </w:p>
+    <w:p>
+      <w:pPr>
+        <w:pStyle w:val="Heading3"/>
+      </w:pPr>
+      <w:r>
+        <w:t>Repair a missing building block</w:t>
+      </w:r>
+    </w:p>
+    <w:p>
+      <w:r>
+        <w:t>Review Prompt Evaluation (ai-3/9). Goal: Explain the mechanism and terminology of controlled prompt experiments. Short practice: Why is B’s selection defensible here without calling it universally superior?. Return to this week and explain what you changed.</w:t>
+      </w:r>
+    </w:p>
+    <w:p>
+      <w:r>
+        <w:t>Review Iterative Prompting (ai-3/7). Goal: Explain the mechanism and terminology of controlled prompt experiments. Short practice: What evidence supports improvement here, and what remains unproven?. Return to this week and explain what you changed.</w:t>
+      </w:r>
+    </w:p>
+    <w:p>
+      <w:r>
+        <w:t>Review Sampling and Variability (ai-3/4). Goal: Sample from a distribution using explicit cumulative intervals. Short practice: Does T=0.5 make B impossible, and does choosing A guarantee factual accuracy?. Return to this week and explain what you changed.</w:t>
+      </w:r>
+    </w:p>
+    <w:p>
+      <w:pPr>
+        <w:pStyle w:val="Heading3"/>
+      </w:pPr>
+      <w:r>
+        <w:t>Keep your completed work</w:t>
+      </w:r>
+    </w:p>
+    <w:p>
+      <w:r>
+        <w:t>Use Download completed work in the hosted lesson to export your answers, reflections, practice feedback and code-run evidence. Open the HTML copy to read or print it. Drafts stay in this browser when storage is available; clear drafts on a shared device.</w:t>
       </w:r>
     </w:p>
     <w:sectPr>

--- a/downloads/student/ai-3-week-10.docx
+++ b/downloads/student/ai-3-week-10.docx
@@ -42,6 +42,11 @@
       </w:r>
     </w:p>
     <w:p>
+      <w:r>
+        <w:t>Start with the target: Explain the mechanism and terminology of image generation and provenance. Try the recall before opening notes.</w:t>
+      </w:r>
+    </w:p>
+    <w:p>
       <w:pPr>
         <w:pStyle w:val="Heading3"/>
       </w:pPr>
@@ -50,17 +55,59 @@
       </w:r>
     </w:p>
     <w:p>
-      <w:r>
-        <w:t>I can explain the mechanism and terminology of image generation and provenance.</w:t>
-      </w:r>
-    </w:p>
-    <w:p>
-      <w:r>
+      <w:pPr>
+        <w:spacing w:line="336" w:lineRule="auto" w:after="180"/>
+      </w:pPr>
+      <w:r>
+        <w:rPr>
+          <w:b w:val="0"/>
+        </w:rPr>
+        <w:t xml:space="preserve">I can explain the </w:t>
+      </w:r>
+      <w:r>
+        <w:rPr>
+          <w:b/>
+        </w:rPr>
+        <w:t>mechanism</w:t>
+      </w:r>
+      <w:r>
+        <w:rPr>
+          <w:b w:val="0"/>
+        </w:rPr>
+        <w:t xml:space="preserve"> and terminology of image generation and </w:t>
+      </w:r>
+      <w:r>
+        <w:rPr>
+          <w:b/>
+        </w:rPr>
+        <w:t>provenance</w:t>
+      </w:r>
+      <w:r>
+        <w:rPr>
+          <w:b w:val="0"/>
+        </w:rPr>
+        <w:t>.</w:t>
+      </w:r>
+    </w:p>
+    <w:p>
+      <w:pPr>
+        <w:spacing w:line="336" w:lineRule="auto" w:after="180"/>
+      </w:pPr>
+      <w:r>
+        <w:rPr>
+          <w:b w:val="0"/>
+        </w:rPr>
         <w:t>I can apply the stated procedure to a new case with a traceable result.</w:t>
       </w:r>
     </w:p>
     <w:p>
-      <w:r>
+      <w:pPr>
+        <w:spacing w:line="336" w:lineRule="auto" w:after="180"/>
+      </w:pPr>
+      <w:r>
+        <w:rPr>
+          <w:b w:val="0"/>
+        </w:rPr>
         <w:t>I can identify an assumption or limitation and design a revealing follow-up.</w:t>
       </w:r>
     </w:p>
@@ -73,37 +120,91 @@
       </w:r>
     </w:p>
     <w:p>
-      <w:r>
+      <w:pPr>
+        <w:spacing w:line="336" w:lineRule="auto" w:after="180"/>
+      </w:pPr>
+      <w:r>
+        <w:rPr>
+          <w:b w:val="0"/>
+        </w:rPr>
         <w:t>Close your notes first. A rough first answer helps us choose the right starting point; it is not a score for your ability.</w:t>
       </w:r>
     </w:p>
     <w:p>
-      <w:r>
+      <w:pPr>
+        <w:spacing w:line="336" w:lineRule="auto" w:after="180"/>
+      </w:pPr>
+      <w:r>
+        <w:rPr>
+          <w:b w:val="0"/>
+        </w:rPr>
         <w:t>Without opening the old lesson, explain one key idea from Prompt Evaluation. Give an example and a mistake that the idea helps you avoid.</w:t>
       </w:r>
     </w:p>
     <w:p>
-      <w:r>
+      <w:pPr>
+        <w:spacing w:line="336" w:lineRule="auto" w:after="180"/>
+      </w:pPr>
+      <w:r>
+        <w:rPr>
+          <w:b w:val="0"/>
+        </w:rPr>
         <w:t>Without opening the old lesson, explain one key idea from Iterative Prompting. Give an example and a mistake that the idea helps you avoid.</w:t>
       </w:r>
     </w:p>
     <w:p>
-      <w:r>
+      <w:pPr>
+        <w:spacing w:line="336" w:lineRule="auto" w:after="180"/>
+      </w:pPr>
+      <w:r>
+        <w:rPr>
+          <w:b w:val="0"/>
+        </w:rPr>
         <w:t>Without opening the old lesson, explain one key idea from Sampling and Variability. Give an example and a mistake that the idea helps you avoid.</w:t>
       </w:r>
     </w:p>
     <w:p>
-      <w:r>
-        <w:t>After trying, check the relevant lesson or ask your teacher. Change the part of your explanation that the evidence shows was wrong.</w:t>
-      </w:r>
-    </w:p>
-    <w:p>
-      <w:r>
+      <w:pPr>
+        <w:spacing w:line="336" w:lineRule="auto" w:after="180"/>
+      </w:pPr>
+      <w:r>
+        <w:rPr>
+          <w:b w:val="0"/>
+        </w:rPr>
+        <w:t xml:space="preserve">After trying, check the relevant lesson or ask your teacher. Change the part of your explanation that the </w:t>
+      </w:r>
+      <w:r>
+        <w:rPr>
+          <w:b/>
+        </w:rPr>
+        <w:t>evidence</w:t>
+      </w:r>
+      <w:r>
+        <w:rPr>
+          <w:b w:val="0"/>
+        </w:rPr>
+        <w:t xml:space="preserve"> shows was wrong.</w:t>
+      </w:r>
+    </w:p>
+    <w:p>
+      <w:pPr>
+        <w:spacing w:line="336" w:lineRule="auto" w:after="180"/>
+      </w:pPr>
+      <w:r>
+        <w:rPr>
+          <w:b w:val="0"/>
+        </w:rPr>
         <w:t>Week 10: Image Generation Models</w:t>
       </w:r>
     </w:p>
     <w:p>
-      <w:r>
+      <w:pPr>
+        <w:spacing w:line="336" w:lineRule="auto" w:after="180"/>
+      </w:pPr>
+      <w:r>
+        <w:rPr>
+          <w:b w:val="0"/>
+        </w:rPr>
         <w:t>Image generation iteratively constructs pixels guided by learned representations.</w:t>
       </w:r>
     </w:p>
@@ -144,17 +245,47 @@
       </w:r>
     </w:p>
     <w:p>
-      <w:r>
+      <w:pPr>
+        <w:spacing w:line="336" w:lineRule="auto" w:after="180"/>
+      </w:pPr>
+      <w:r>
+        <w:rPr>
+          <w:b/>
+        </w:rPr>
         <w:t>CREATOR MISSION</w:t>
       </w:r>
     </w:p>
     <w:p>
-      <w:r>
-        <w:t>Sequence a simplified noise-to-image card model.</w:t>
-      </w:r>
-    </w:p>
-    <w:p>
-      <w:r>
+      <w:pPr>
+        <w:spacing w:line="336" w:lineRule="auto" w:after="180"/>
+      </w:pPr>
+      <w:r>
+        <w:rPr>
+          <w:b w:val="0"/>
+        </w:rPr>
+        <w:t xml:space="preserve">Sequence a simplified </w:t>
+      </w:r>
+      <w:r>
+        <w:rPr>
+          <w:b/>
+        </w:rPr>
+        <w:t>noise</w:t>
+      </w:r>
+      <w:r>
+        <w:rPr>
+          <w:b w:val="0"/>
+        </w:rPr>
+        <w:t>-to-image card model.</w:t>
+      </w:r>
+    </w:p>
+    <w:p>
+      <w:pPr>
+        <w:spacing w:line="336" w:lineRule="auto" w:after="180"/>
+      </w:pPr>
+      <w:r>
+        <w:rPr>
+          <w:b w:val="0"/>
+        </w:rPr>
         <w:t>Creator name and date:</w:t>
       </w:r>
     </w:p>
@@ -200,8 +331,38 @@
       </w:r>
     </w:p>
     <w:p>
-      <w:r>
-        <w:t>Recall Generation failures and verification. Explain why a recorded result needs its input conditions and evidence source before it can support a claim.</w:t>
+      <w:pPr>
+        <w:spacing w:line="336" w:lineRule="auto" w:after="180"/>
+      </w:pPr>
+      <w:r>
+        <w:rPr>
+          <w:b w:val="0"/>
+        </w:rPr>
+        <w:t xml:space="preserve">Recall Generation failures and verification. Explain why a recorded result needs its </w:t>
+      </w:r>
+      <w:r>
+        <w:rPr>
+          <w:b/>
+        </w:rPr>
+        <w:t>input</w:t>
+      </w:r>
+      <w:r>
+        <w:rPr>
+          <w:b w:val="0"/>
+        </w:rPr>
+        <w:t xml:space="preserve"> conditions and </w:t>
+      </w:r>
+      <w:r>
+        <w:rPr>
+          <w:b/>
+        </w:rPr>
+        <w:t>evidence</w:t>
+      </w:r>
+      <w:r>
+        <w:rPr>
+          <w:b w:val="0"/>
+        </w:rPr>
+        <w:t xml:space="preserve"> source before it can support a claim.</w:t>
       </w:r>
     </w:p>
     <w:p>
@@ -213,8 +374,50 @@
       </w:r>
     </w:p>
     <w:p>
-      <w:r>
-        <w:t>By the end, I can describe a toy denoising process and distinguish generated illustrations from observations.</w:t>
+      <w:pPr>
+        <w:spacing w:line="336" w:lineRule="auto" w:after="180"/>
+      </w:pPr>
+      <w:r>
+        <w:rPr>
+          <w:b w:val="0"/>
+        </w:rPr>
+        <w:t xml:space="preserve">By the end, I can describe a toy </w:t>
+      </w:r>
+      <w:r>
+        <w:rPr>
+          <w:b/>
+        </w:rPr>
+        <w:t>denoising</w:t>
+      </w:r>
+      <w:r>
+        <w:rPr>
+          <w:b w:val="0"/>
+        </w:rPr>
+        <w:t xml:space="preserve"> </w:t>
+      </w:r>
+      <w:r>
+        <w:rPr>
+          <w:b/>
+        </w:rPr>
+        <w:t>process</w:t>
+      </w:r>
+      <w:r>
+        <w:rPr>
+          <w:b w:val="0"/>
+        </w:rPr>
+        <w:t xml:space="preserve"> and distinguish generated illustrations from </w:t>
+      </w:r>
+      <w:r>
+        <w:rPr>
+          <w:b/>
+        </w:rPr>
+        <w:t>observation</w:t>
+      </w:r>
+      <w:r>
+        <w:rPr>
+          <w:b w:val="0"/>
+        </w:rPr>
+        <w:t>s.</w:t>
       </w:r>
     </w:p>
     <w:p>
@@ -227,17 +430,52 @@
     </w:p>
     <w:p>
       <w:r>
+        <w:t>Investigate the supplied Image Generation Models case. Separate observations, given facts and assumptions before choosing an explanation.</w:t>
+      </w:r>
+    </w:p>
+    <w:p>
+      <w:pPr>
+        <w:spacing w:line="336" w:lineRule="auto" w:after="180"/>
+      </w:pPr>
+      <w:r>
+        <w:rPr>
+          <w:b/>
+        </w:rPr>
         <w:t>PICTURE STORY</w:t>
       </w:r>
     </w:p>
     <w:p>
-      <w:r>
+      <w:pPr>
+        <w:spacing w:line="336" w:lineRule="auto" w:after="180"/>
+      </w:pPr>
+      <w:r>
+        <w:rPr>
+          <w:b w:val="0"/>
+        </w:rPr>
         <w:t>Notice → Predict → Explain</w:t>
       </w:r>
     </w:p>
     <w:p>
-      <w:r>
-        <w:t>Begin with visible evidence. Do not explain more than the picture and information support.</w:t>
+      <w:pPr>
+        <w:spacing w:line="336" w:lineRule="auto" w:after="180"/>
+      </w:pPr>
+      <w:r>
+        <w:rPr>
+          <w:b w:val="0"/>
+        </w:rPr>
+        <w:t xml:space="preserve">Begin with visible </w:t>
+      </w:r>
+      <w:r>
+        <w:rPr>
+          <w:b/>
+        </w:rPr>
+        <w:t>evidence</w:t>
+      </w:r>
+      <w:r>
+        <w:rPr>
+          <w:b w:val="0"/>
+        </w:rPr>
+        <w:t>. Do not explain more than the picture and information support.</w:t>
       </w:r>
     </w:p>
     <w:p>
@@ -277,18 +515,70 @@
       </w:r>
     </w:p>
     <w:p>
-      <w:r>
+      <w:pPr>
+        <w:pStyle w:val="Heading3"/>
+      </w:pPr>
+      <w:r>
+        <w:t>Start with this puzzle</w:t>
+      </w:r>
+    </w:p>
+    <w:p>
+      <w:pPr>
+        <w:spacing w:line="336" w:lineRule="auto" w:after="180"/>
+        <w:shd w:fill="F1F6FC"/>
+      </w:pPr>
+      <w:r>
+        <w:rPr>
+          <w:b w:val="0"/>
+        </w:rPr>
         <w:t>MYSTERY</w:t>
       </w:r>
     </w:p>
     <w:p>
-      <w:r>
-        <w:t>The learners must use image generation models to solve a problem. What information do they have? What decision or calculation do they make? What would count as evidence that it worked?</w:t>
-      </w:r>
-    </w:p>
-    <w:p>
-      <w:r>
-        <w:t>Three observations (what you can point to):</w:t>
+      <w:pPr>
+        <w:spacing w:line="336" w:lineRule="auto" w:after="180"/>
+        <w:shd w:fill="F5F1FB"/>
+      </w:pPr>
+      <w:r>
+        <w:rPr>
+          <w:b w:val="0"/>
+        </w:rPr>
+        <w:t xml:space="preserve">The learners must use image generation models to solve a problem. What information do they have? What decision or calculation do they make? What would count as </w:t>
+      </w:r>
+      <w:r>
+        <w:rPr>
+          <w:b/>
+        </w:rPr>
+        <w:t>evidence</w:t>
+      </w:r>
+      <w:r>
+        <w:rPr>
+          <w:b w:val="0"/>
+        </w:rPr>
+        <w:t xml:space="preserve"> that it worked?</w:t>
+      </w:r>
+    </w:p>
+    <w:p>
+      <w:pPr>
+        <w:spacing w:line="336" w:lineRule="auto" w:after="180"/>
+      </w:pPr>
+      <w:r>
+        <w:rPr>
+          <w:b w:val="0"/>
+        </w:rPr>
+        <w:t xml:space="preserve">Three </w:t>
+      </w:r>
+      <w:r>
+        <w:rPr>
+          <w:b/>
+        </w:rPr>
+        <w:t>observation</w:t>
+      </w:r>
+      <w:r>
+        <w:rPr>
+          <w:b w:val="0"/>
+        </w:rPr>
+        <w:t>s (what you can point to):</w:t>
       </w:r>
     </w:p>
     <w:p>
@@ -325,8 +615,26 @@
       </w:r>
     </w:p>
     <w:p>
-      <w:r>
-        <w:t>My prediction and the clue supporting it:</w:t>
+      <w:pPr>
+        <w:spacing w:line="336" w:lineRule="auto" w:after="180"/>
+      </w:pPr>
+      <w:r>
+        <w:rPr>
+          <w:b w:val="0"/>
+        </w:rPr>
+        <w:t xml:space="preserve">My </w:t>
+      </w:r>
+      <w:r>
+        <w:rPr>
+          <w:b/>
+        </w:rPr>
+        <w:t>prediction</w:t>
+      </w:r>
+      <w:r>
+        <w:rPr>
+          <w:b w:val="0"/>
+        </w:rPr>
+        <w:t xml:space="preserve"> and the clue supporting it:</w:t>
       </w:r>
     </w:p>
     <w:p>
@@ -371,13 +679,48 @@
       </w:r>
     </w:p>
     <w:p>
-      <w:r>
-        <w:t>An image generator constructs an output from learned patterns and a specification. A generated picture is not a record that the depicted event occurred.</w:t>
-      </w:r>
-    </w:p>
-    <w:p>
-      <w:r>
-        <w:t>Begin by writing the question the procedure is intended to answer. Identify the information already supplied, the information it will produce and the information still missing. These are constructed classroom examples; they do not require live accounts, private records or an external service. Do not treat a plausible explanation as a measured outcome.</w:t>
+      <w:pPr>
+        <w:spacing w:line="336" w:lineRule="auto" w:after="180"/>
+      </w:pPr>
+      <w:r>
+        <w:rPr>
+          <w:b w:val="0"/>
+        </w:rPr>
+        <w:t xml:space="preserve">An image generator constructs an </w:t>
+      </w:r>
+      <w:r>
+        <w:rPr>
+          <w:b/>
+        </w:rPr>
+        <w:t>output</w:t>
+      </w:r>
+      <w:r>
+        <w:rPr>
+          <w:b w:val="0"/>
+        </w:rPr>
+        <w:t xml:space="preserve"> from learned patterns and a specification. A generated picture is not a record that the depicted event occurred.</w:t>
+      </w:r>
+    </w:p>
+    <w:p>
+      <w:pPr>
+        <w:spacing w:line="336" w:lineRule="auto" w:after="180"/>
+      </w:pPr>
+      <w:r>
+        <w:rPr>
+          <w:b w:val="0"/>
+        </w:rPr>
+        <w:t>Begin by writing the question the procedure is intended to answer. Identify the information already supplied, the information it will produce and the information still missing.</w:t>
+      </w:r>
+    </w:p>
+    <w:p>
+      <w:pPr>
+        <w:spacing w:line="336" w:lineRule="auto" w:after="180"/>
+      </w:pPr>
+      <w:r>
+        <w:rPr>
+          <w:b w:val="0"/>
+        </w:rPr>
+        <w:t>These are constructed classroom examples; they do not require live accounts, private records or an external service. Do not treat a plausible explanation as a measured outcome.</w:t>
       </w:r>
     </w:p>
     <w:p>
@@ -390,16 +733,69 @@
     </w:p>
     <w:p>
       <w:r>
-        <w:t>VISUAL MECHANISM</w:t>
-      </w:r>
-    </w:p>
-    <w:p>
-      <w:r>
-        <w:t>Input → Process → Output</w:t>
-      </w:r>
-    </w:p>
-    <w:p>
-      <w:r>
+        <w:t>Follow the mechanism for Image Generation Models. Connect each labelled input, deciding step and result.</w:t>
+      </w:r>
+    </w:p>
+    <w:p>
+      <w:pPr>
+        <w:spacing w:line="336" w:lineRule="auto" w:after="180"/>
+      </w:pPr>
+      <w:r>
+        <w:rPr>
+          <w:b/>
+        </w:rPr>
+        <w:t xml:space="preserve">VISUAL </w:t>
+      </w:r>
+      <w:r>
+        <w:rPr>
+          <w:b/>
+        </w:rPr>
+        <w:t>MECHANISM</w:t>
+      </w:r>
+    </w:p>
+    <w:p>
+      <w:pPr>
+        <w:spacing w:line="336" w:lineRule="auto" w:after="180"/>
+      </w:pPr>
+      <w:r>
+        <w:rPr>
+          <w:b/>
+        </w:rPr>
+        <w:t>Input</w:t>
+      </w:r>
+      <w:r>
+        <w:rPr>
+          <w:b w:val="0"/>
+        </w:rPr>
+        <w:t xml:space="preserve"> → </w:t>
+      </w:r>
+      <w:r>
+        <w:rPr>
+          <w:b/>
+        </w:rPr>
+        <w:t>Process</w:t>
+      </w:r>
+      <w:r>
+        <w:rPr>
+          <w:b w:val="0"/>
+        </w:rPr>
+        <w:t xml:space="preserve"> → </w:t>
+      </w:r>
+      <w:r>
+        <w:rPr>
+          <w:b/>
+        </w:rPr>
+        <w:t>Output</w:t>
+      </w:r>
+    </w:p>
+    <w:p>
+      <w:pPr>
+        <w:spacing w:line="336" w:lineRule="auto" w:after="180"/>
+      </w:pPr>
+      <w:r>
+        <w:rPr>
+          <w:b w:val="0"/>
+        </w:rPr>
         <w:t>Trace the information. At each stage, ask what changed and how you could test it.</w:t>
       </w:r>
     </w:p>
@@ -440,7 +836,13 @@
       </w:r>
     </w:p>
     <w:p>
-      <w:r>
+      <w:pPr>
+        <w:spacing w:line="336" w:lineRule="auto" w:after="180"/>
+      </w:pPr>
+      <w:r>
+        <w:rPr>
+          <w:b w:val="0"/>
+        </w:rPr>
         <w:t>↓</w:t>
       </w:r>
     </w:p>
@@ -481,7 +883,13 @@
       </w:r>
     </w:p>
     <w:p>
-      <w:r>
+      <w:pPr>
+        <w:spacing w:line="336" w:lineRule="auto" w:after="180"/>
+      </w:pPr>
+      <w:r>
+        <w:rPr>
+          <w:b w:val="0"/>
+        </w:rPr>
         <w:t>↓</w:t>
       </w:r>
     </w:p>
@@ -522,7 +930,13 @@
       </w:r>
     </w:p>
     <w:p>
-      <w:r>
+      <w:pPr>
+        <w:spacing w:line="336" w:lineRule="auto" w:after="180"/>
+      </w:pPr>
+      <w:r>
+        <w:rPr>
+          <w:b w:val="0"/>
+        </w:rPr>
         <w:t>Which stage could fail even when the other two are correct? Explain:</w:t>
       </w:r>
     </w:p>
@@ -568,8 +982,37 @@
       </w:r>
     </w:p>
     <w:p>
-      <w:r>
-        <w:t>Keep a provenance record containing specification, tool/version when known, generation date, edits, permissions and intended use. Label fictional imagery. Inspect visual requirements and avoid inferring identity or event authenticity from appearance.</w:t>
+      <w:pPr>
+        <w:spacing w:line="336" w:lineRule="auto" w:after="180"/>
+      </w:pPr>
+      <w:r>
+        <w:rPr>
+          <w:b w:val="0"/>
+        </w:rPr>
+        <w:t xml:space="preserve">Keep a </w:t>
+      </w:r>
+      <w:r>
+        <w:rPr>
+          <w:b/>
+        </w:rPr>
+        <w:t>provenance</w:t>
+      </w:r>
+      <w:r>
+        <w:rPr>
+          <w:b w:val="0"/>
+        </w:rPr>
+        <w:t xml:space="preserve"> record containing specification, tool/version when known, generation date, edits, permissions and intended use. Label fictional imagery.</w:t>
+      </w:r>
+    </w:p>
+    <w:p>
+      <w:pPr>
+        <w:spacing w:line="336" w:lineRule="auto" w:after="180"/>
+      </w:pPr>
+      <w:r>
+        <w:rPr>
+          <w:b w:val="0"/>
+        </w:rPr>
+        <w:t>Inspect visual requirements and avoid inferring identity or event authenticity from appearance.</w:t>
       </w:r>
     </w:p>
     <w:p>
@@ -665,8 +1108,49 @@
       </w:r>
     </w:p>
     <w:p>
-      <w:r>
-        <w:t>Before applying the procedure, write its units, denominator or decision boundary where relevant. A partner should be able to repeat each step using the same inputs. If a required input is absent or violates the stated contract, record that condition explicitly instead of quietly replacing it with a convenient value.</w:t>
+      <w:pPr>
+        <w:spacing w:line="336" w:lineRule="auto" w:after="180"/>
+      </w:pPr>
+      <w:r>
+        <w:rPr>
+          <w:b w:val="0"/>
+        </w:rPr>
+        <w:t xml:space="preserve">Before applying the procedure, write its units, denominator or decision boundary where relevant. A partner should be able to repeat each step using the same </w:t>
+      </w:r>
+      <w:r>
+        <w:rPr>
+          <w:b/>
+        </w:rPr>
+        <w:t>input</w:t>
+      </w:r>
+      <w:r>
+        <w:rPr>
+          <w:b w:val="0"/>
+        </w:rPr>
+        <w:t>s.</w:t>
+      </w:r>
+    </w:p>
+    <w:p>
+      <w:pPr>
+        <w:spacing w:line="336" w:lineRule="auto" w:after="180"/>
+      </w:pPr>
+      <w:r>
+        <w:rPr>
+          <w:b w:val="0"/>
+        </w:rPr>
+        <w:t xml:space="preserve">If a required </w:t>
+      </w:r>
+      <w:r>
+        <w:rPr>
+          <w:b/>
+        </w:rPr>
+        <w:t>input</w:t>
+      </w:r>
+      <w:r>
+        <w:rPr>
+          <w:b w:val="0"/>
+        </w:rPr>
+        <w:t xml:space="preserve"> is absent or violates the stated contract, record that condition explicitly instead of quietly replacing it with a convenient value.</w:t>
       </w:r>
     </w:p>
     <w:p>
@@ -678,8 +1162,26 @@
       </w:r>
     </w:p>
     <w:p>
-      <w:r>
-        <w:t>Point to the input, the deciding step and the result in this week’s visual. Explain the same step in ordinary words. A picture helps when you can say what each part represents.</w:t>
+      <w:pPr>
+        <w:spacing w:line="336" w:lineRule="auto" w:after="180"/>
+      </w:pPr>
+      <w:r>
+        <w:rPr>
+          <w:b w:val="0"/>
+        </w:rPr>
+        <w:t xml:space="preserve">Point to the </w:t>
+      </w:r>
+      <w:r>
+        <w:rPr>
+          <w:b/>
+        </w:rPr>
+        <w:t>input</w:t>
+      </w:r>
+      <w:r>
+        <w:rPr>
+          <w:b w:val="0"/>
+        </w:rPr>
+        <w:t>, the deciding step and the result in this week’s visual. Explain the same step in ordinary words. A picture helps when you can say what each part represents.</w:t>
       </w:r>
     </w:p>
     <w:p>
@@ -692,16 +1194,54 @@
     </w:p>
     <w:p>
       <w:r>
+        <w:t>Compare the supplied cases for Image Generation Models. Identify the detail that changes the conclusion.</w:t>
+      </w:r>
+    </w:p>
+    <w:p>
+      <w:pPr>
+        <w:pStyle w:val="Heading3"/>
+      </w:pPr>
+      <w:r>
+        <w:t>The case to investigate</w:t>
+      </w:r>
+    </w:p>
+    <w:p>
+      <w:pPr>
+        <w:spacing w:line="336" w:lineRule="auto" w:after="180"/>
+        <w:shd w:fill="F1F6FC"/>
+      </w:pPr>
+      <w:r>
+        <w:rPr>
+          <w:b w:val="0"/>
+        </w:rPr>
         <w:t>CASE GALLERY</w:t>
       </w:r>
     </w:p>
     <w:p>
-      <w:r>
-        <w:t>Four Tests, Four Kinds of Evidence</w:t>
-      </w:r>
-    </w:p>
-    <w:p>
-      <w:r>
+      <w:pPr>
+        <w:spacing w:line="336" w:lineRule="auto" w:after="180"/>
+      </w:pPr>
+      <w:r>
+        <w:rPr>
+          <w:b w:val="0"/>
+        </w:rPr>
+        <w:t xml:space="preserve">Four Tests, Four Kinds of </w:t>
+      </w:r>
+      <w:r>
+        <w:rPr>
+          <w:b/>
+        </w:rPr>
+        <w:t>Evidence</w:t>
+      </w:r>
+    </w:p>
+    <w:p>
+      <w:pPr>
+        <w:spacing w:line="336" w:lineRule="auto" w:after="180"/>
+      </w:pPr>
+      <w:r>
+        <w:rPr>
+          <w:b w:val="0"/>
+        </w:rPr>
         <w:t>A system is not understood until it survives more than one comfortable example.</w:t>
       </w:r>
     </w:p>
@@ -778,8 +1318,47 @@
       </w:r>
     </w:p>
     <w:p>
-      <w:r>
-        <w:t>NORMAL CASE: predict and name evidence.     BOUNDARY CASE: predict and name evidence.</w:t>
+      <w:pPr>
+        <w:pStyle w:val="Heading3"/>
+      </w:pPr>
+      <w:r>
+        <w:t>The normal case</w:t>
+      </w:r>
+    </w:p>
+    <w:p>
+      <w:pPr>
+        <w:spacing w:line="336" w:lineRule="auto" w:after="180"/>
+        <w:shd w:fill="F1F6FC"/>
+      </w:pPr>
+      <w:r>
+        <w:rPr>
+          <w:b w:val="0"/>
+        </w:rPr>
+        <w:t xml:space="preserve">NORMAL CASE: predict and name </w:t>
+      </w:r>
+      <w:r>
+        <w:rPr>
+          <w:b/>
+        </w:rPr>
+        <w:t>evidence</w:t>
+      </w:r>
+      <w:r>
+        <w:rPr>
+          <w:b w:val="0"/>
+        </w:rPr>
+        <w:t xml:space="preserve">.     BOUNDARY CASE: predict and name </w:t>
+      </w:r>
+      <w:r>
+        <w:rPr>
+          <w:b/>
+        </w:rPr>
+        <w:t>evidence</w:t>
+      </w:r>
+      <w:r>
+        <w:rPr>
+          <w:b w:val="0"/>
+        </w:rPr>
+        <w:t>.</w:t>
       </w:r>
     </w:p>
     <w:p>
@@ -855,12 +1434,58 @@
       </w:r>
     </w:p>
     <w:p>
-      <w:r>
-        <w:t>MISSING INFORMATION: predict and name evidence.     TRANSFER CASE: predict and name evidence.</w:t>
-      </w:r>
-    </w:p>
-    <w:p>
-      <w:r>
+      <w:pPr>
+        <w:pStyle w:val="Heading3"/>
+      </w:pPr>
+      <w:r>
+        <w:t>Check missing information</w:t>
+      </w:r>
+    </w:p>
+    <w:p>
+      <w:pPr>
+        <w:spacing w:line="336" w:lineRule="auto" w:after="180"/>
+        <w:shd w:fill="FFF5E6"/>
+      </w:pPr>
+      <w:r>
+        <w:rPr>
+          <w:b w:val="0"/>
+        </w:rPr>
+        <w:t xml:space="preserve">MISSING INFORMATION: predict and name </w:t>
+      </w:r>
+      <w:r>
+        <w:rPr>
+          <w:b/>
+        </w:rPr>
+        <w:t>evidence</w:t>
+      </w:r>
+      <w:r>
+        <w:rPr>
+          <w:b w:val="0"/>
+        </w:rPr>
+        <w:t xml:space="preserve">.     TRANSFER CASE: predict and name </w:t>
+      </w:r>
+      <w:r>
+        <w:rPr>
+          <w:b/>
+        </w:rPr>
+        <w:t>evidence</w:t>
+      </w:r>
+      <w:r>
+        <w:rPr>
+          <w:b w:val="0"/>
+        </w:rPr>
+        <w:t>.</w:t>
+      </w:r>
+    </w:p>
+    <w:p>
+      <w:pPr>
+        <w:spacing w:line="336" w:lineRule="auto" w:after="180"/>
+        <w:shd w:fill="F5F1FB"/>
+      </w:pPr>
+      <w:r>
+        <w:rPr>
+          <w:b w:val="0"/>
+        </w:rPr>
         <w:t>Which case is most likely to reveal a hidden assumption? Why?</w:t>
       </w:r>
     </w:p>
@@ -906,18 +1531,93 @@
       </w:r>
     </w:p>
     <w:p>
-      <w:r>
+      <w:pPr>
+        <w:pStyle w:val="Heading3"/>
+      </w:pPr>
+      <w:r>
+        <w:t>Change one thing</w:t>
+      </w:r>
+    </w:p>
+    <w:p>
+      <w:pPr>
+        <w:spacing w:line="336" w:lineRule="auto" w:after="180"/>
+        <w:shd w:fill="F5F1FB"/>
+      </w:pPr>
+      <w:r>
+        <w:rPr>
+          <w:b w:val="0"/>
+        </w:rPr>
         <w:t>Change: Relabel the illustration as a photograph of an actual laboratory measurement.</w:t>
       </w:r>
     </w:p>
     <w:p>
-      <w:r>
-        <w:t>Prediction: That caption is unsupported.</w:t>
-      </w:r>
-    </w:p>
-    <w:p>
-      <w:r>
-        <w:t>Reason: Its provenance is an invented diagram of a process, not a camera record of an event.</w:t>
+      <w:pPr>
+        <w:pStyle w:val="Heading3"/>
+      </w:pPr>
+      <w:r>
+        <w:t>Predicted result</w:t>
+      </w:r>
+    </w:p>
+    <w:p>
+      <w:pPr>
+        <w:spacing w:line="336" w:lineRule="auto" w:after="180"/>
+        <w:shd w:fill="F1F6FC"/>
+      </w:pPr>
+      <w:r>
+        <w:rPr>
+          <w:b/>
+        </w:rPr>
+        <w:t>Prediction</w:t>
+      </w:r>
+      <w:r>
+        <w:rPr>
+          <w:b w:val="0"/>
+        </w:rPr>
+        <w:t>: That caption is unsupported.</w:t>
+      </w:r>
+    </w:p>
+    <w:p>
+      <w:pPr>
+        <w:pStyle w:val="Heading3"/>
+      </w:pPr>
+      <w:r>
+        <w:t>Why the result follows</w:t>
+      </w:r>
+    </w:p>
+    <w:p>
+      <w:pPr>
+        <w:spacing w:line="336" w:lineRule="auto" w:after="180"/>
+        <w:shd w:fill="F1F6FC"/>
+      </w:pPr>
+      <w:r>
+        <w:rPr>
+          <w:b w:val="0"/>
+        </w:rPr>
+        <w:t xml:space="preserve">Reason: Its </w:t>
+      </w:r>
+      <w:r>
+        <w:rPr>
+          <w:b/>
+        </w:rPr>
+        <w:t>provenance</w:t>
+      </w:r>
+      <w:r>
+        <w:rPr>
+          <w:b w:val="0"/>
+        </w:rPr>
+        <w:t xml:space="preserve"> is an invented diagram of a </w:t>
+      </w:r>
+      <w:r>
+        <w:rPr>
+          <w:b/>
+        </w:rPr>
+        <w:t>process</w:t>
+      </w:r>
+      <w:r>
+        <w:rPr>
+          <w:b w:val="0"/>
+        </w:rPr>
+        <w:t>, not a camera record of an event.</w:t>
       </w:r>
     </w:p>
     <w:p>
@@ -930,16 +1630,39 @@
     </w:p>
     <w:p>
       <w:r>
+        <w:t>Use the vocabulary of Image Generation Models to explain a concrete decision, rather than only memorising definitions.</w:t>
+      </w:r>
+    </w:p>
+    <w:p>
+      <w:pPr>
+        <w:spacing w:line="336" w:lineRule="auto" w:after="180"/>
+      </w:pPr>
+      <w:r>
+        <w:rPr>
+          <w:b/>
+        </w:rPr>
         <w:t>VOCABULARY LAB</w:t>
       </w:r>
     </w:p>
     <w:p>
-      <w:r>
+      <w:pPr>
+        <w:spacing w:line="336" w:lineRule="auto" w:after="180"/>
+      </w:pPr>
+      <w:r>
+        <w:rPr>
+          <w:b w:val="0"/>
+        </w:rPr>
         <w:t>Words You Can Use to Reason</w:t>
       </w:r>
     </w:p>
     <w:p>
-      <w:r>
+      <w:pPr>
+        <w:spacing w:line="336" w:lineRule="auto" w:after="180"/>
+      </w:pPr>
+      <w:r>
+        <w:rPr>
+          <w:b w:val="0"/>
+        </w:rPr>
         <w:t>A definition matters when you can recognize the idea, use it, and contrast it with a near-miss.</w:t>
       </w:r>
     </w:p>
@@ -1374,17 +2097,58 @@
     </w:p>
     <w:p>
       <w:r>
-        <w:t>WORKED EVIDENCE</w:t>
-      </w:r>
-    </w:p>
-    <w:p>
-      <w:r>
+        <w:t>Follow the worked trace for Image Generation Models, predict a step, then compare with its explanation.</w:t>
+      </w:r>
+    </w:p>
+    <w:p>
+      <w:pPr>
+        <w:spacing w:line="336" w:lineRule="auto" w:after="180"/>
+      </w:pPr>
+      <w:r>
+        <w:rPr>
+          <w:b/>
+        </w:rPr>
+        <w:t xml:space="preserve">WORKED </w:t>
+      </w:r>
+      <w:r>
+        <w:rPr>
+          <w:b/>
+        </w:rPr>
+        <w:t>EVIDENCE</w:t>
+      </w:r>
+    </w:p>
+    <w:p>
+      <w:pPr>
+        <w:spacing w:line="336" w:lineRule="auto" w:after="180"/>
+      </w:pPr>
+      <w:r>
+        <w:rPr>
+          <w:b w:val="0"/>
+        </w:rPr>
         <w:t>Reason Step by Step</w:t>
       </w:r>
     </w:p>
     <w:p>
-      <w:r>
-        <w:t>Predict first. Then check each step. A correct answer without visible reasoning is incomplete evidence.</w:t>
+      <w:pPr>
+        <w:spacing w:line="336" w:lineRule="auto" w:after="180"/>
+      </w:pPr>
+      <w:r>
+        <w:rPr>
+          <w:b w:val="0"/>
+        </w:rPr>
+        <w:t xml:space="preserve">Predict first. Then check each step. A correct answer without visible reasoning is incomplete </w:t>
+      </w:r>
+      <w:r>
+        <w:rPr>
+          <w:b/>
+        </w:rPr>
+        <w:t>evidence</w:t>
+      </w:r>
+      <w:r>
+        <w:rPr>
+          <w:b w:val="0"/>
+        </w:rPr>
+        <w:t>.</w:t>
       </w:r>
     </w:p>
     <w:p>
@@ -1526,27 +2290,85 @@
       </w:r>
     </w:p>
     <w:p>
-      <w:r>
-        <w:t>1. In this simplified diffusion-style image generator, begin with random visual noise. Other image-generation methods use different procedures.</w:t>
-      </w:r>
-    </w:p>
-    <w:p>
-      <w:r>
+      <w:pPr>
+        <w:spacing w:line="336" w:lineRule="auto" w:after="180"/>
+        <w:shd w:fill="F4F9FC"/>
+      </w:pPr>
+      <w:r>
+        <w:rPr>
+          <w:b w:val="0"/>
+        </w:rPr>
+        <w:t xml:space="preserve">1. In this simplified diffusion-style image generator, begin with random visual </w:t>
+      </w:r>
+      <w:r>
+        <w:rPr>
+          <w:b/>
+        </w:rPr>
+        <w:t>noise</w:t>
+      </w:r>
+      <w:r>
+        <w:rPr>
+          <w:b w:val="0"/>
+        </w:rPr>
+        <w:t>. Other image-generation methods use different procedures.</w:t>
+      </w:r>
+    </w:p>
+    <w:p>
+      <w:pPr>
+        <w:spacing w:line="336" w:lineRule="auto" w:after="180"/>
+        <w:shd w:fill="F4F9FC"/>
+      </w:pPr>
+      <w:r>
+        <w:rPr>
+          <w:b w:val="0"/>
+        </w:rPr>
         <w:t>2. At each step, predict a slightly more structured image guided by the prompt.</w:t>
       </w:r>
     </w:p>
     <w:p>
-      <w:r>
+      <w:pPr>
+        <w:spacing w:line="336" w:lineRule="auto" w:after="180"/>
+        <w:shd w:fill="F4F9FC"/>
+      </w:pPr>
+      <w:r>
+        <w:rPr>
+          <w:b w:val="0"/>
+        </w:rPr>
         <w:t>3. Learned patterns influence shapes, textures, and relationships.</w:t>
       </w:r>
     </w:p>
     <w:p>
-      <w:r>
-        <w:t>4. The result is generated, not retrieved evidence of a real event.</w:t>
-      </w:r>
-    </w:p>
-    <w:p>
-      <w:r>
+      <w:pPr>
+        <w:spacing w:line="336" w:lineRule="auto" w:after="180"/>
+        <w:shd w:fill="F4F9FC"/>
+      </w:pPr>
+      <w:r>
+        <w:rPr>
+          <w:b w:val="0"/>
+        </w:rPr>
+        <w:t xml:space="preserve">4. The result is generated, not retrieved </w:t>
+      </w:r>
+      <w:r>
+        <w:rPr>
+          <w:b/>
+        </w:rPr>
+        <w:t>evidence</w:t>
+      </w:r>
+      <w:r>
+        <w:rPr>
+          <w:b w:val="0"/>
+        </w:rPr>
+        <w:t xml:space="preserve"> of a real event.</w:t>
+      </w:r>
+    </w:p>
+    <w:p>
+      <w:pPr>
+        <w:spacing w:line="336" w:lineRule="auto" w:after="180"/>
+      </w:pPr>
+      <w:r>
+        <w:rPr>
+          <w:b w:val="0"/>
+        </w:rPr>
         <w:t>Recalculate, retrace, or restate the reasoning in your own representation:</w:t>
       </w:r>
     </w:p>
@@ -1584,8 +2406,27 @@
       </w:r>
     </w:p>
     <w:p>
-      <w:r>
-        <w:t>CHECK  Did the evidence answer the exact question? Did the total, path, or source record stay consistent?</w:t>
+      <w:pPr>
+        <w:spacing w:line="336" w:lineRule="auto" w:after="180"/>
+        <w:shd w:fill="F5F1FB"/>
+      </w:pPr>
+      <w:r>
+        <w:rPr>
+          <w:b w:val="0"/>
+        </w:rPr>
+        <w:t xml:space="preserve">CHECK  Did the </w:t>
+      </w:r>
+      <w:r>
+        <w:rPr>
+          <w:b/>
+        </w:rPr>
+        <w:t>evidence</w:t>
+      </w:r>
+      <w:r>
+        <w:rPr>
+          <w:b w:val="0"/>
+        </w:rPr>
+        <w:t xml:space="preserve"> answer the exact question? Did the total, path, or source record stay consistent?</w:t>
       </w:r>
     </w:p>
     <w:p>
@@ -1597,30 +2438,111 @@
       </w:r>
     </w:p>
     <w:p>
-      <w:r>
+      <w:pPr>
+        <w:spacing w:line="336" w:lineRule="auto" w:after="180"/>
+      </w:pPr>
+      <w:r>
+        <w:rPr>
+          <w:b w:val="0"/>
+        </w:rPr>
         <w:t>A fictional poster requires exactly three labelled circles. Generated image shows four circles and one unreadable label. A caption calls it a photograph of a real lesson.</w:t>
       </w:r>
     </w:p>
     <w:p>
-      <w:r>
+      <w:pPr>
+        <w:spacing w:line="336" w:lineRule="auto" w:after="180"/>
+      </w:pPr>
+      <w:r>
+        <w:rPr>
+          <w:b w:val="0"/>
+        </w:rPr>
         <w:t>It fails count and label criteria; the photograph claim is unsupported. Record it as a generated fictional illustration and revise or reject before use.</w:t>
       </w:r>
     </w:p>
     <w:p>
-      <w:r>
-        <w:t>Compare the intermediate evidence with the final statement. Explain why each number or decision follows from the stated inputs. The conclusion belongs to this scenario and procedure; changing the inputs, evaluation population or authority can change what it establishes. Retain the raw record so a later revision can be compared honestly.</w:t>
-      </w:r>
-    </w:p>
-    <w:p>
       <w:pPr>
         <w:pStyle w:val="Heading3"/>
       </w:pPr>
       <w:r>
+        <w:t>Worked explanation · Image Generation Models</w:t>
+      </w:r>
+    </w:p>
+    <w:p>
+      <w:pPr>
+        <w:spacing w:line="336" w:lineRule="auto" w:after="180"/>
+        <w:shd w:fill="F1F6FC"/>
+      </w:pPr>
+      <w:r>
+        <w:rPr>
+          <w:b w:val="0"/>
+        </w:rPr>
+        <w:t xml:space="preserve">Compare the intermediate </w:t>
+      </w:r>
+      <w:r>
+        <w:rPr>
+          <w:b/>
+        </w:rPr>
+        <w:t>evidence</w:t>
+      </w:r>
+      <w:r>
+        <w:rPr>
+          <w:b w:val="0"/>
+        </w:rPr>
+        <w:t xml:space="preserve"> with the final statement. Explain why each number or decision follows from the stated </w:t>
+      </w:r>
+      <w:r>
+        <w:rPr>
+          <w:b/>
+        </w:rPr>
+        <w:t>input</w:t>
+      </w:r>
+      <w:r>
+        <w:rPr>
+          <w:b w:val="0"/>
+        </w:rPr>
+        <w:t>s.</w:t>
+      </w:r>
+    </w:p>
+    <w:p>
+      <w:pPr>
+        <w:spacing w:line="336" w:lineRule="auto" w:after="180"/>
+        <w:shd w:fill="F1F6FC"/>
+      </w:pPr>
+      <w:r>
+        <w:rPr>
+          <w:b w:val="0"/>
+        </w:rPr>
+        <w:t xml:space="preserve">The conclusion belongs to this scenario and procedure; changing the </w:t>
+      </w:r>
+      <w:r>
+        <w:rPr>
+          <w:b/>
+        </w:rPr>
+        <w:t>input</w:t>
+      </w:r>
+      <w:r>
+        <w:rPr>
+          <w:b w:val="0"/>
+        </w:rPr>
+        <w:t>s, evaluation population or authority can change what it establishes. Retain the raw record so a later revision can be compared honestly.</w:t>
+      </w:r>
+    </w:p>
+    <w:p>
+      <w:pPr>
+        <w:pStyle w:val="Heading3"/>
+      </w:pPr>
+      <w:r>
         <w:t>Learn from the worked case</w:t>
       </w:r>
     </w:p>
     <w:p>
-      <w:r>
+      <w:pPr>
+        <w:spacing w:line="336" w:lineRule="auto" w:after="180"/>
+      </w:pPr>
+      <w:r>
+        <w:rPr>
+          <w:b w:val="0"/>
+        </w:rPr>
         <w:t>Cover the result before checking it. Say what is given, choose the procedure, and follow one step at a time. Then uncover the result and explain your first mismatch. Ask why a step is allowed, not only what number it produces.</w:t>
       </w:r>
     </w:p>
@@ -1633,7 +2555,13 @@
       </w:r>
     </w:p>
     <w:p>
-      <w:r>
+      <w:pPr>
+        <w:spacing w:line="336" w:lineRule="auto" w:after="180"/>
+      </w:pPr>
+      <w:r>
+        <w:rPr>
+          <w:b w:val="0"/>
+        </w:rPr>
         <w:t>A fictional lesson poster illustrates one family of image-generation approaches.</w:t>
       </w:r>
     </w:p>
@@ -1646,13 +2574,67 @@
       </w:r>
     </w:p>
     <w:p>
-      <w:r>
-        <w:t>Toy 2×2 noisy numerical grid: [[0.2,0.8],[0.6,0.3]]. A specified illustrative denoising step gives [[0.1,0.9],[0.4,0.2]].</w:t>
-      </w:r>
-    </w:p>
-    <w:p>
-      <w:r>
-        <w:t>These supplied arrays illustrate steps only; they are not outputs from a real trained diffusion model.</w:t>
+      <w:pPr>
+        <w:pStyle w:val="Heading3"/>
+      </w:pPr>
+      <w:r>
+        <w:t>Supplied facts</w:t>
+      </w:r>
+    </w:p>
+    <w:p>
+      <w:pPr>
+        <w:spacing w:line="336" w:lineRule="auto" w:after="180"/>
+        <w:shd w:fill="F1F6FC"/>
+      </w:pPr>
+      <w:r>
+        <w:rPr>
+          <w:b w:val="0"/>
+        </w:rPr>
+        <w:t xml:space="preserve">Toy 2×2 noisy numerical grid: [[0.2,0.8],[0.6,0.3]]. A specified illustrative </w:t>
+      </w:r>
+      <w:r>
+        <w:rPr>
+          <w:b/>
+        </w:rPr>
+        <w:t>denoising</w:t>
+      </w:r>
+      <w:r>
+        <w:rPr>
+          <w:b w:val="0"/>
+        </w:rPr>
+        <w:t xml:space="preserve"> step gives [[0.1,0.9],[0.4,0.2]].</w:t>
+      </w:r>
+    </w:p>
+    <w:p>
+      <w:pPr>
+        <w:pStyle w:val="Heading3"/>
+      </w:pPr>
+      <w:r>
+        <w:t>Supplied facts</w:t>
+      </w:r>
+    </w:p>
+    <w:p>
+      <w:pPr>
+        <w:spacing w:line="336" w:lineRule="auto" w:after="180"/>
+        <w:shd w:fill="F1F6FC"/>
+      </w:pPr>
+      <w:r>
+        <w:rPr>
+          <w:b w:val="0"/>
+        </w:rPr>
+        <w:t xml:space="preserve">These supplied arrays illustrate steps only; they are not </w:t>
+      </w:r>
+      <w:r>
+        <w:rPr>
+          <w:b/>
+        </w:rPr>
+        <w:t>output</w:t>
+      </w:r>
+      <w:r>
+        <w:rPr>
+          <w:b w:val="0"/>
+        </w:rPr>
+        <w:t>s from a real trained diffusion model.</w:t>
       </w:r>
     </w:p>
     <w:p>
@@ -1873,30 +2855,138 @@
       </w:r>
     </w:p>
     <w:p>
-      <w:r>
-        <w:t>Diffusion-style generators learn to remove noise in stages, often guided by text, but a real implementation can operate in a latent representation rather than direct pixels. The toy values let us inspect an update without pretending to simulate that trained process. An attractive final image still needs checks for labels, requested relations and factual claims.</w:t>
-      </w:r>
-    </w:p>
-    <w:p>
       <w:pPr>
         <w:pStyle w:val="Heading3"/>
       </w:pPr>
       <w:r>
+        <w:t>Why the result follows</w:t>
+      </w:r>
+    </w:p>
+    <w:p>
+      <w:pPr>
+        <w:spacing w:line="336" w:lineRule="auto" w:after="180"/>
+        <w:shd w:fill="F1F6FC"/>
+      </w:pPr>
+      <w:r>
+        <w:rPr>
+          <w:b w:val="0"/>
+        </w:rPr>
+        <w:t xml:space="preserve">Diffusion-style generators learn to remove </w:t>
+      </w:r>
+      <w:r>
+        <w:rPr>
+          <w:b/>
+        </w:rPr>
+        <w:t>noise</w:t>
+      </w:r>
+      <w:r>
+        <w:rPr>
+          <w:b w:val="0"/>
+        </w:rPr>
+        <w:t xml:space="preserve"> in stages, often guided by text, but a real implementation can operate in a </w:t>
+      </w:r>
+      <w:r>
+        <w:rPr>
+          <w:b/>
+        </w:rPr>
+        <w:t>latent representation</w:t>
+      </w:r>
+      <w:r>
+        <w:rPr>
+          <w:b w:val="0"/>
+        </w:rPr>
+        <w:t xml:space="preserve"> rather than direct pixels.</w:t>
+      </w:r>
+    </w:p>
+    <w:p>
+      <w:pPr>
+        <w:spacing w:line="336" w:lineRule="auto" w:after="180"/>
+        <w:shd w:fill="F1F6FC"/>
+      </w:pPr>
+      <w:r>
+        <w:rPr>
+          <w:b w:val="0"/>
+        </w:rPr>
+        <w:t xml:space="preserve">The toy values let us inspect an update without pretending to simulate that trained </w:t>
+      </w:r>
+      <w:r>
+        <w:rPr>
+          <w:b/>
+        </w:rPr>
+        <w:t>process</w:t>
+      </w:r>
+      <w:r>
+        <w:rPr>
+          <w:b w:val="0"/>
+        </w:rPr>
+        <w:t>. An attractive final image still needs checks for labels, requested relations and factual claims.</w:t>
+      </w:r>
+    </w:p>
+    <w:p>
+      <w:pPr>
+        <w:pStyle w:val="Heading3"/>
+      </w:pPr>
+      <w:r>
         <w:t>What this example does not establish</w:t>
       </w:r>
     </w:p>
     <w:p>
-      <w:r>
+      <w:pPr>
+        <w:pStyle w:val="Heading3"/>
+      </w:pPr>
+      <w:r>
+        <w:t>Keep the stated limit</w:t>
+      </w:r>
+    </w:p>
+    <w:p>
+      <w:pPr>
+        <w:spacing w:line="336" w:lineRule="auto" w:after="180"/>
+        <w:shd w:fill="FFF5E6"/>
+      </w:pPr>
+      <w:r>
+        <w:rPr>
+          <w:b w:val="0"/>
+        </w:rPr>
         <w:t>Not all image generators use diffusion; this toy step is neither a complete algorithm nor an executed model.</w:t>
       </w:r>
     </w:p>
     <w:p>
-      <w:r>
+      <w:pPr>
+        <w:pStyle w:val="Heading3"/>
+      </w:pPr>
+      <w:r>
+        <w:t>Keep the stated limit</w:t>
+      </w:r>
+    </w:p>
+    <w:p>
+      <w:pPr>
+        <w:spacing w:line="336" w:lineRule="auto" w:after="180"/>
+        <w:shd w:fill="FFF5E6"/>
+      </w:pPr>
+      <w:r>
+        <w:rPr>
+          <w:b w:val="0"/>
+        </w:rPr>
         <w:t>Read the labelled picture: What may these two grids explain, and what can they not establish about a real generator?</w:t>
       </w:r>
     </w:p>
     <w:p>
-      <w:r>
+      <w:pPr>
+        <w:pStyle w:val="Heading3"/>
+      </w:pPr>
+      <w:r>
+        <w:t>Keep the stated limit</w:t>
+      </w:r>
+    </w:p>
+    <w:p>
+      <w:pPr>
+        <w:spacing w:line="336" w:lineRule="auto" w:after="180"/>
+        <w:shd w:fill="FFF5E6"/>
+      </w:pPr>
+      <w:r>
+        <w:rPr>
+          <w:b w:val="0"/>
+        </w:rPr>
         <w:t>Change one thing: Relabel the illustration as a photograph of an actual laboratory measurement. Predict the result before checking the explanation. What remains the same?</w:t>
       </w:r>
     </w:p>
@@ -1910,17 +3000,61 @@
     </w:p>
     <w:p>
       <w:r>
+        <w:t>Find the unsupported step in the Image Generation Models claim and explain a repair using the supplied evidence.</w:t>
+      </w:r>
+    </w:p>
+    <w:p>
+      <w:pPr>
+        <w:pStyle w:val="Heading3"/>
+      </w:pPr>
+      <w:r>
+        <w:t>Find the first error</w:t>
+      </w:r>
+    </w:p>
+    <w:p>
+      <w:pPr>
+        <w:spacing w:line="336" w:lineRule="auto" w:after="180"/>
+        <w:shd w:fill="FFF5E6"/>
+      </w:pPr>
+      <w:r>
+        <w:rPr>
+          <w:b w:val="0"/>
+        </w:rPr>
         <w:t>ERROR DETECTIVE</w:t>
       </w:r>
     </w:p>
     <w:p>
-      <w:r>
+      <w:pPr>
+        <w:spacing w:line="336" w:lineRule="auto" w:after="180"/>
+      </w:pPr>
+      <w:r>
+        <w:rPr>
+          <w:b w:val="0"/>
+        </w:rPr>
         <w:t>Compare → Diagnose → Repair</w:t>
       </w:r>
     </w:p>
     <w:p>
-      <w:r>
-        <w:t>Do not patch the answer. Find the earliest unsupported assumption, wrong step, or weak evidence.</w:t>
+      <w:pPr>
+        <w:spacing w:line="336" w:lineRule="auto" w:after="180"/>
+      </w:pPr>
+      <w:r>
+        <w:rPr>
+          <w:b w:val="0"/>
+        </w:rPr>
+        <w:t xml:space="preserve">Do not patch the answer. Find the earliest unsupported assumption, wrong step, or weak </w:t>
+      </w:r>
+      <w:r>
+        <w:rPr>
+          <w:b/>
+        </w:rPr>
+        <w:t>evidence</w:t>
+      </w:r>
+      <w:r>
+        <w:rPr>
+          <w:b w:val="0"/>
+        </w:rPr>
+        <w:t>.</w:t>
       </w:r>
     </w:p>
     <w:p>
@@ -2170,7 +3304,14 @@
       </w:tr>
     </w:tbl>
     <w:p>
-      <w:r>
+      <w:pPr>
+        <w:spacing w:line="336" w:lineRule="auto" w:after="180"/>
+        <w:shd w:fill="F5F1FB"/>
+      </w:pPr>
+      <w:r>
+        <w:rPr>
+          <w:b w:val="0"/>
+        </w:rPr>
         <w:t>Repair one cause. Why is this repair better than changing several things?</w:t>
       </w:r>
     </w:p>
@@ -2216,15 +3357,42 @@
       </w:r>
     </w:p>
     <w:p>
-      <w:r>
-        <w:t>Complete the supported workbook tasks before attempting W4 independently. Record any hints or help used. After feedback, use the teacher's fresh retry rather than copying the earlier answer. For a project, select a relevant new case, predict the outcome from the declared rule and preserve the result alongside any revision.</w:t>
-      </w:r>
-    </w:p>
-    <w:p>
       <w:pPr>
         <w:pStyle w:val="Heading3"/>
       </w:pPr>
       <w:r>
+        <w:t>Check the claim against the facts</w:t>
+      </w:r>
+    </w:p>
+    <w:p>
+      <w:pPr>
+        <w:spacing w:line="336" w:lineRule="auto" w:after="180"/>
+        <w:shd w:fill="FFF5E6"/>
+      </w:pPr>
+      <w:r>
+        <w:rPr>
+          <w:b w:val="0"/>
+        </w:rPr>
+        <w:t>Complete the supported workbook tasks before attempting W4 independently. Record any hints or help used. After feedback, use the teacher's fresh retry rather than copying the earlier answer.</w:t>
+      </w:r>
+    </w:p>
+    <w:p>
+      <w:pPr>
+        <w:spacing w:line="336" w:lineRule="auto" w:after="180"/>
+        <w:shd w:fill="FFF5E6"/>
+      </w:pPr>
+      <w:r>
+        <w:rPr>
+          <w:b w:val="0"/>
+        </w:rPr>
+        <w:t>For a project, select a relevant new case, predict the outcome from the declared rule and preserve the result alongside any revision.</w:t>
+      </w:r>
+    </w:p>
+    <w:p>
+      <w:pPr>
+        <w:pStyle w:val="Heading3"/>
+      </w:pPr>
+      <w:r>
         <w:t>Exit: propose one revealing change to the worked scenario. State the expected outcome and the evidence that would make you revise your explanation.</w:t>
       </w:r>
     </w:p>
@@ -2263,16 +3431,39 @@
     </w:p>
     <w:p>
       <w:r>
+        <w:t>Practise Image Generation Models with support, then explain the deciding step in your own words.</w:t>
+      </w:r>
+    </w:p>
+    <w:p>
+      <w:pPr>
+        <w:spacing w:line="336" w:lineRule="auto" w:after="180"/>
+      </w:pPr>
+      <w:r>
+        <w:rPr>
+          <w:b/>
+        </w:rPr>
         <w:t>LOGIC STUDIO</w:t>
       </w:r>
     </w:p>
     <w:p>
-      <w:r>
+      <w:pPr>
+        <w:spacing w:line="336" w:lineRule="auto" w:after="180"/>
+      </w:pPr>
+      <w:r>
+        <w:rPr>
+          <w:b w:val="0"/>
+        </w:rPr>
         <w:t>Specify Before You Run</w:t>
       </w:r>
     </w:p>
     <w:p>
-      <w:r>
+      <w:pPr>
+        <w:spacing w:line="336" w:lineRule="auto" w:after="180"/>
+      </w:pPr>
+      <w:r>
+        <w:rPr>
+          <w:b w:val="0"/>
+        </w:rPr>
         <w:t>Prompts, schemas, retrieval, tool calls, and code are inspectable parts of one AI product.</w:t>
       </w:r>
     </w:p>
@@ -2313,8 +3504,26 @@
       </w:r>
     </w:p>
     <w:p>
-      <w:r>
-        <w:t>SET task, audience, constraints, output_schema</w:t>
+      <w:pPr>
+        <w:spacing w:line="336" w:lineRule="auto" w:after="180"/>
+      </w:pPr>
+      <w:r>
+        <w:rPr>
+          <w:b w:val="0"/>
+        </w:rPr>
+        <w:t xml:space="preserve">SET task, audience, constraints, </w:t>
+      </w:r>
+      <w:r>
+        <w:rPr>
+          <w:b/>
+        </w:rPr>
+        <w:t>output</w:t>
+      </w:r>
+      <w:r>
+        <w:rPr>
+          <w:b w:val="0"/>
+        </w:rPr>
+        <w:t>_schema</w:t>
         <w:br/>
         <w:t>LOAD approved_context or retrieval_result</w:t>
         <w:br/>
@@ -2322,14 +3531,57 @@
         <w:br/>
         <w:t>VALIDATE fields, claims, citations, and safety</w:t>
         <w:br/>
-        <w:t>IF evidence missing: ask, retrieve, or abstain</w:t>
+        <w:t xml:space="preserve">IF </w:t>
+      </w:r>
+      <w:r>
+        <w:rPr>
+          <w:b/>
+        </w:rPr>
+        <w:t>evidence</w:t>
+      </w:r>
+      <w:r>
+        <w:rPr>
+          <w:b w:val="0"/>
+        </w:rPr>
+        <w:t xml:space="preserve"> missing: ask, retrieve, or abstain</w:t>
         <w:br/>
-        <w:t>RETURN useful output + source trail + limitations</w:t>
-      </w:r>
-    </w:p>
-    <w:p>
-      <w:r>
-        <w:t>Trace one input. Which line changes the state or chooses a path?</w:t>
+        <w:t xml:space="preserve">RETURN useful </w:t>
+      </w:r>
+      <w:r>
+        <w:rPr>
+          <w:b/>
+        </w:rPr>
+        <w:t>output</w:t>
+      </w:r>
+      <w:r>
+        <w:rPr>
+          <w:b w:val="0"/>
+        </w:rPr>
+        <w:t xml:space="preserve"> + source trail + limitations</w:t>
+      </w:r>
+    </w:p>
+    <w:p>
+      <w:pPr>
+        <w:spacing w:line="336" w:lineRule="auto" w:after="180"/>
+        <w:shd w:fill="F5F1FB"/>
+      </w:pPr>
+      <w:r>
+        <w:rPr>
+          <w:b w:val="0"/>
+        </w:rPr>
+        <w:t xml:space="preserve">Trace one </w:t>
+      </w:r>
+      <w:r>
+        <w:rPr>
+          <w:b/>
+        </w:rPr>
+        <w:t>input</w:t>
+      </w:r>
+      <w:r>
+        <w:rPr>
+          <w:b w:val="0"/>
+        </w:rPr>
+        <w:t>. Which line changes the state or chooses a path?</w:t>
       </w:r>
     </w:p>
     <w:p>
@@ -2374,13 +3626,54 @@
       </w:r>
     </w:p>
     <w:p>
-      <w:r>
-        <w:t>Provenance tracks production history; it does not prove the content is accurate or establish every legal permission.</w:t>
-      </w:r>
-    </w:p>
-    <w:p>
-      <w:r>
-        <w:t>A useful check asks what would make the reasoning fail. Distinguish a failure to execute the declared procedure from a weakness in the procedure itself. The first may require a correction; the second requires an explicitly revised method and new evidence. Preserve unsuccessful cases so an improved result cannot hide the original problem.</w:t>
+      <w:pPr>
+        <w:spacing w:line="336" w:lineRule="auto" w:after="180"/>
+      </w:pPr>
+      <w:r>
+        <w:rPr>
+          <w:b/>
+        </w:rPr>
+        <w:t>Provenance</w:t>
+      </w:r>
+      <w:r>
+        <w:rPr>
+          <w:b w:val="0"/>
+        </w:rPr>
+        <w:t xml:space="preserve"> tracks production history; it does not prove the content is accurate or establish every legal permission.</w:t>
+      </w:r>
+    </w:p>
+    <w:p>
+      <w:pPr>
+        <w:spacing w:line="336" w:lineRule="auto" w:after="180"/>
+      </w:pPr>
+      <w:r>
+        <w:rPr>
+          <w:b w:val="0"/>
+        </w:rPr>
+        <w:t>A useful check asks what would make the reasoning fail. Distinguish a failure to execute the declared procedure from a weakness in the procedure itself.</w:t>
+      </w:r>
+    </w:p>
+    <w:p>
+      <w:pPr>
+        <w:spacing w:line="336" w:lineRule="auto" w:after="180"/>
+      </w:pPr>
+      <w:r>
+        <w:rPr>
+          <w:b w:val="0"/>
+        </w:rPr>
+        <w:t xml:space="preserve">The first may require a correction; the second requires an explicitly revised method and new </w:t>
+      </w:r>
+      <w:r>
+        <w:rPr>
+          <w:b/>
+        </w:rPr>
+        <w:t>evidence</w:t>
+      </w:r>
+      <w:r>
+        <w:rPr>
+          <w:b w:val="0"/>
+        </w:rPr>
+        <w:t>. Preserve unsuccessful cases so an improved result cannot hide the original problem.</w:t>
       </w:r>
     </w:p>
     <w:p>
@@ -2425,8 +3718,38 @@
       </w:r>
     </w:p>
     <w:p>
-      <w:r>
-        <w:t>Use workbook W2 for the connected example “Image generation and provenance”. First fill the input and rule boxes. Try the middle steps before asking for a hint. After a hint, try the next step yourself.</w:t>
+      <w:pPr>
+        <w:spacing w:line="336" w:lineRule="auto" w:after="180"/>
+      </w:pPr>
+      <w:r>
+        <w:rPr>
+          <w:b w:val="0"/>
+        </w:rPr>
+        <w:t xml:space="preserve">Use workbook W2 for the connected example “Image generation and </w:t>
+      </w:r>
+      <w:r>
+        <w:rPr>
+          <w:b/>
+        </w:rPr>
+        <w:t>provenance</w:t>
+      </w:r>
+      <w:r>
+        <w:rPr>
+          <w:b w:val="0"/>
+        </w:rPr>
+        <w:t xml:space="preserve">”. First fill the </w:t>
+      </w:r>
+      <w:r>
+        <w:rPr>
+          <w:b/>
+        </w:rPr>
+        <w:t>input</w:t>
+      </w:r>
+      <w:r>
+        <w:rPr>
+          <w:b w:val="0"/>
+        </w:rPr>
+        <w:t xml:space="preserve"> and rule boxes. Try the middle steps before asking for a hint. After a hint, try the next step yourself.</w:t>
       </w:r>
     </w:p>
     <w:tbl>
@@ -2509,7 +3832,13 @@
       </w:tr>
     </w:tbl>
     <w:p>
-      <w:r>
+      <w:pPr>
+        <w:spacing w:line="336" w:lineRule="auto" w:after="180"/>
+      </w:pPr>
+      <w:r>
+        <w:rPr>
+          <w:b w:val="0"/>
+        </w:rPr>
         <w:t>Explain your trace to a partner. Your partner points to one step to check. Swap roles on the next case. Each person writes their own explanation.</w:t>
       </w:r>
     </w:p>
@@ -2522,12 +3851,47 @@
       </w:r>
     </w:p>
     <w:p>
-      <w:r>
-        <w:t>Use the worked case for Image generation and provenance. Proposed explanation: “The worked result establishes every future case”. Decide whether this explanation is supported. Point to the step or supplied fact that decides; explain your repair if needed.</w:t>
-      </w:r>
-    </w:p>
-    <w:p>
-      <w:r>
+      <w:pPr>
+        <w:spacing w:line="336" w:lineRule="auto" w:after="180"/>
+      </w:pPr>
+      <w:r>
+        <w:rPr>
+          <w:b w:val="0"/>
+        </w:rPr>
+        <w:t xml:space="preserve">Use the worked case for Image generation and </w:t>
+      </w:r>
+      <w:r>
+        <w:rPr>
+          <w:b/>
+        </w:rPr>
+        <w:t>provenance</w:t>
+      </w:r>
+      <w:r>
+        <w:rPr>
+          <w:b w:val="0"/>
+        </w:rPr>
+        <w:t>. Proposed explanation: “The worked result establishes every future case”. Decide whether this explanation is supported.</w:t>
+      </w:r>
+    </w:p>
+    <w:p>
+      <w:pPr>
+        <w:spacing w:line="336" w:lineRule="auto" w:after="180"/>
+      </w:pPr>
+      <w:r>
+        <w:rPr>
+          <w:b w:val="0"/>
+        </w:rPr>
+        <w:t>Point to the step or supplied fact that decides; explain your repair if needed.</w:t>
+      </w:r>
+    </w:p>
+    <w:p>
+      <w:pPr>
+        <w:spacing w:line="336" w:lineRule="auto" w:after="180"/>
+      </w:pPr>
+      <w:r>
+        <w:rPr>
+          <w:b w:val="0"/>
+        </w:rPr>
         <w:t>Answer on your own before discussion. If you are unsure, say which step you need help with.</w:t>
       </w:r>
     </w:p>
@@ -2540,7 +3904,14 @@
       </w:r>
     </w:p>
     <w:p>
-      <w:r>
+      <w:pPr>
+        <w:spacing w:line="336" w:lineRule="auto" w:after="180"/>
+        <w:shd w:fill="F5F1FB"/>
+      </w:pPr>
+      <w:r>
+        <w:rPr>
+          <w:b w:val="0"/>
+        </w:rPr>
         <w:t>What may these two grids explain, and what can they not establish about a real generator?</w:t>
       </w:r>
     </w:p>
@@ -2573,7 +3944,13 @@
       </w:r>
     </w:p>
     <w:p>
-      <w:r>
+      <w:pPr>
+        <w:spacing w:line="336" w:lineRule="auto" w:after="180"/>
+      </w:pPr>
+      <w:r>
+        <w:rPr>
+          <w:b w:val="0"/>
+        </w:rPr>
         <w:t>This is supported practice. Keep the separately named independent case for an attempt before feedback.</w:t>
       </w:r>
     </w:p>
@@ -2587,16 +3964,45 @@
     </w:p>
     <w:p>
       <w:r>
-        <w:t>EVIDENCE LAB</w:t>
-      </w:r>
-    </w:p>
-    <w:p>
-      <w:r>
+        <w:t>Investigate Image Generation Models. Record the prediction, actual observation or labelled paper trace, explanation and next test separately.</w:t>
+      </w:r>
+    </w:p>
+    <w:p>
+      <w:pPr>
+        <w:spacing w:line="336" w:lineRule="auto" w:after="180"/>
+      </w:pPr>
+      <w:r>
+        <w:rPr>
+          <w:b/>
+        </w:rPr>
+        <w:t>EVIDENCE</w:t>
+      </w:r>
+      <w:r>
+        <w:rPr>
+          <w:b/>
+        </w:rPr>
+        <w:t xml:space="preserve"> LAB</w:t>
+      </w:r>
+    </w:p>
+    <w:p>
+      <w:pPr>
+        <w:spacing w:line="336" w:lineRule="auto" w:after="180"/>
+      </w:pPr>
+      <w:r>
+        <w:rPr>
+          <w:b w:val="0"/>
+        </w:rPr>
         <w:t>Predict → Test → Record → Explain</w:t>
       </w:r>
     </w:p>
     <w:p>
-      <w:r>
+      <w:pPr>
+        <w:spacing w:line="336" w:lineRule="auto" w:after="180"/>
+      </w:pPr>
+      <w:r>
+        <w:rPr>
+          <w:b w:val="0"/>
+        </w:rPr>
         <w:t>Keep expected and actual results separate. Surprises are useful data when recorded honestly.</w:t>
       </w:r>
     </w:p>
@@ -2637,8 +4043,26 @@
       </w:r>
     </w:p>
     <w:p>
-      <w:r>
-        <w:t>Order noise-to-image cards, vary one prompt condition, compare composition changes, and label what cannot be inferred as fact.</w:t>
+      <w:pPr>
+        <w:spacing w:line="336" w:lineRule="auto" w:after="180"/>
+      </w:pPr>
+      <w:r>
+        <w:rPr>
+          <w:b w:val="0"/>
+        </w:rPr>
+        <w:t xml:space="preserve">Order </w:t>
+      </w:r>
+      <w:r>
+        <w:rPr>
+          <w:b/>
+        </w:rPr>
+        <w:t>noise</w:t>
+      </w:r>
+      <w:r>
+        <w:rPr>
+          <w:b w:val="0"/>
+        </w:rPr>
+        <w:t>-to-image cards, vary one prompt condition, compare composition changes, and label what cannot be inferred as fact.</w:t>
       </w:r>
     </w:p>
     <w:tbl>
@@ -2887,7 +4311,14 @@
       </w:tr>
     </w:tbl>
     <w:p>
-      <w:r>
+      <w:pPr>
+        <w:spacing w:line="336" w:lineRule="auto" w:after="180"/>
+        <w:shd w:fill="F5F1FB"/>
+      </w:pPr>
+      <w:r>
+        <w:rPr>
+          <w:b w:val="0"/>
+        </w:rPr>
         <w:t>What did the hardest test teach you that the normal test did not?</w:t>
       </w:r>
     </w:p>
@@ -2933,7 +4364,13 @@
       </w:r>
     </w:p>
     <w:p>
-      <w:r>
+      <w:pPr>
+        <w:spacing w:line="336" w:lineRule="auto" w:after="180"/>
+      </w:pPr>
+      <w:r>
+        <w:rPr>
+          <w:b w:val="0"/>
+        </w:rPr>
         <w:t>Before trying: what do I expect, and why? While trying: which step could first go wrong? Afterwards: what did I actually observe, and what should change? Keep “not run” if you only traced the procedure.</w:t>
       </w:r>
     </w:p>
@@ -2947,17 +4384,52 @@
     </w:p>
     <w:p>
       <w:r>
+        <w:t>Move from recall to tracing, diagnosis and transfer in Image Generation Models. Explain why each step is justified.</w:t>
+      </w:r>
+    </w:p>
+    <w:p>
+      <w:pPr>
+        <w:spacing w:line="336" w:lineRule="auto" w:after="180"/>
+      </w:pPr>
+      <w:r>
+        <w:rPr>
+          <w:b/>
+        </w:rPr>
         <w:t>MASTERY</w:t>
       </w:r>
     </w:p>
     <w:p>
-      <w:r>
+      <w:pPr>
+        <w:spacing w:line="336" w:lineRule="auto" w:after="180"/>
+      </w:pPr>
+      <w:r>
+        <w:rPr>
+          <w:b w:val="0"/>
+        </w:rPr>
         <w:t>From Knowing the Word to Owning the Idea</w:t>
       </w:r>
     </w:p>
     <w:p>
-      <w:r>
-        <w:t>Move upward only when you can produce evidence without copying the worked example.</w:t>
+      <w:pPr>
+        <w:spacing w:line="336" w:lineRule="auto" w:after="180"/>
+      </w:pPr>
+      <w:r>
+        <w:rPr>
+          <w:b w:val="0"/>
+        </w:rPr>
+        <w:t xml:space="preserve">Move upward only when you can produce </w:t>
+      </w:r>
+      <w:r>
+        <w:rPr>
+          <w:b/>
+        </w:rPr>
+        <w:t>evidence</w:t>
+      </w:r>
+      <w:r>
+        <w:rPr>
+          <w:b w:val="0"/>
+        </w:rPr>
+        <w:t xml:space="preserve"> without copying the worked example.</w:t>
       </w:r>
     </w:p>
     <w:p>
@@ -2997,33 +4469,93 @@
       </w:r>
     </w:p>
     <w:p>
-      <w:r>
+      <w:pPr>
+        <w:spacing w:line="336" w:lineRule="auto" w:after="180"/>
+      </w:pPr>
+      <w:r>
+        <w:rPr>
+          <w:b w:val="0"/>
+        </w:rPr>
         <w:t>1 • NAME: Define the concept without repeating the textbook.</w:t>
       </w:r>
     </w:p>
     <w:p>
-      <w:r>
-        <w:t>2 • TRACE: Show the information, state, branch, calculation, or evidence path.</w:t>
-      </w:r>
-    </w:p>
-    <w:p>
-      <w:r>
+      <w:pPr>
+        <w:spacing w:line="336" w:lineRule="auto" w:after="180"/>
+      </w:pPr>
+      <w:r>
+        <w:rPr>
+          <w:b w:val="0"/>
+        </w:rPr>
+        <w:t xml:space="preserve">2 • TRACE: Show the information, state, branch, calculation, or </w:t>
+      </w:r>
+      <w:r>
+        <w:rPr>
+          <w:b/>
+        </w:rPr>
+        <w:t>evidence</w:t>
+      </w:r>
+      <w:r>
+        <w:rPr>
+          <w:b w:val="0"/>
+        </w:rPr>
+        <w:t xml:space="preserve"> path.</w:t>
+      </w:r>
+    </w:p>
+    <w:p>
+      <w:pPr>
+        <w:spacing w:line="336" w:lineRule="auto" w:after="180"/>
+      </w:pPr>
+      <w:r>
+        <w:rPr>
+          <w:b w:val="0"/>
+        </w:rPr>
         <w:t>3 • APPLY: Solve a different example independently.</w:t>
       </w:r>
     </w:p>
     <w:p>
-      <w:r>
+      <w:pPr>
+        <w:spacing w:line="336" w:lineRule="auto" w:after="180"/>
+      </w:pPr>
+      <w:r>
+        <w:rPr>
+          <w:b w:val="0"/>
+        </w:rPr>
         <w:t>4 • CHALLENGE: Find a boundary case, counterexample, or unfair outcome.</w:t>
       </w:r>
     </w:p>
     <w:p>
-      <w:r>
+      <w:pPr>
+        <w:spacing w:line="336" w:lineRule="auto" w:after="180"/>
+      </w:pPr>
+      <w:r>
+        <w:rPr>
+          <w:b w:val="0"/>
+        </w:rPr>
         <w:t>5 • EXPLAIN LIMITS: Say when the result should not be trusted or used alone.</w:t>
       </w:r>
     </w:p>
     <w:p>
-      <w:r>
-        <w:t>My strongest evidence of independent understanding:</w:t>
+      <w:pPr>
+        <w:spacing w:line="336" w:lineRule="auto" w:after="180"/>
+      </w:pPr>
+      <w:r>
+        <w:rPr>
+          <w:b w:val="0"/>
+        </w:rPr>
+        <w:t xml:space="preserve">My strongest </w:t>
+      </w:r>
+      <w:r>
+        <w:rPr>
+          <w:b/>
+        </w:rPr>
+        <w:t>evidence</w:t>
+      </w:r>
+      <w:r>
+        <w:rPr>
+          <w:b w:val="0"/>
+        </w:rPr>
+        <w:t xml:space="preserve"> of independent understanding:</w:t>
       </w:r>
     </w:p>
     <w:p>
@@ -3069,16 +4601,39 @@
     </w:p>
     <w:p>
       <w:r>
+        <w:t>Apply this week’s idea to Verified Study Buddy. Keep an annotated decision and the evidence supporting it.</w:t>
+      </w:r>
+    </w:p>
+    <w:p>
+      <w:pPr>
+        <w:spacing w:line="336" w:lineRule="auto" w:after="180"/>
+      </w:pPr>
+      <w:r>
+        <w:rPr>
+          <w:b/>
+        </w:rPr>
         <w:t>CUMULATIVE PROJECT</w:t>
       </w:r>
     </w:p>
     <w:p>
-      <w:r>
+      <w:pPr>
+        <w:spacing w:line="336" w:lineRule="auto" w:after="180"/>
+      </w:pPr>
+      <w:r>
+        <w:rPr>
+          <w:b w:val="0"/>
+        </w:rPr>
         <w:t>Verified Study Buddy</w:t>
       </w:r>
     </w:p>
     <w:p>
-      <w:r>
+      <w:pPr>
+        <w:spacing w:line="336" w:lineRule="auto" w:after="180"/>
+      </w:pPr>
+      <w:r>
+        <w:rPr>
+          <w:b w:val="0"/>
+        </w:rPr>
         <w:t>Every week adds one inspectable piece. The system must show how it reached a result.</w:t>
       </w:r>
     </w:p>
@@ -3119,17 +4674,51 @@
       </w:r>
     </w:p>
     <w:p>
-      <w:r>
+      <w:pPr>
+        <w:spacing w:line="336" w:lineRule="auto" w:after="180"/>
+      </w:pPr>
+      <w:r>
+        <w:rPr>
+          <w:b w:val="0"/>
+        </w:rPr>
         <w:t>THIS WEEK’S CHECKPOINT  Treat generated diagrams as illustrations; pair factual claims with approved sources.</w:t>
       </w:r>
     </w:p>
     <w:p>
-      <w:r>
-        <w:t>SYSTEM MAP  Learner need → prompt/schema → approved sources/retrieval → model/tool → structured answer → verification → human decision</w:t>
-      </w:r>
-    </w:p>
-    <w:p>
-      <w:r>
+      <w:pPr>
+        <w:pStyle w:val="Heading3"/>
+      </w:pPr>
+      <w:r>
+        <w:t>Trace the system</w:t>
+      </w:r>
+    </w:p>
+    <w:p>
+      <w:pPr>
+        <w:spacing w:line="336" w:lineRule="auto" w:after="180"/>
+        <w:shd w:fill="EDF7F3"/>
+      </w:pPr>
+      <w:r>
+        <w:rPr>
+          <w:b w:val="0"/>
+        </w:rPr>
+        <w:t xml:space="preserve">SYSTEM MAP  Learner need → prompt/schema → approved sources/retrieval → model/tool → structured answer → verification → </w:t>
+      </w:r>
+      <w:r>
+        <w:rPr>
+          <w:b/>
+        </w:rPr>
+        <w:t>human decision</w:t>
+      </w:r>
+    </w:p>
+    <w:p>
+      <w:pPr>
+        <w:spacing w:line="336" w:lineRule="auto" w:after="180"/>
+        <w:shd w:fill="F5F1FB"/>
+      </w:pPr>
+      <w:r>
+        <w:rPr>
+          <w:b w:val="0"/>
+        </w:rPr>
         <w:t>What will you add, change, or verify in the project this week?</w:t>
       </w:r>
     </w:p>
@@ -3167,8 +4756,27 @@
       </w:r>
     </w:p>
     <w:p>
-      <w:r>
-        <w:t>What should remain under human control?</w:t>
+      <w:pPr>
+        <w:spacing w:line="336" w:lineRule="auto" w:after="180"/>
+        <w:shd w:fill="F5F1FB"/>
+      </w:pPr>
+      <w:r>
+        <w:rPr>
+          <w:b w:val="0"/>
+        </w:rPr>
+        <w:t xml:space="preserve">What should remain under </w:t>
+      </w:r>
+      <w:r>
+        <w:rPr>
+          <w:b/>
+        </w:rPr>
+        <w:t>human control</w:t>
+      </w:r>
+      <w:r>
+        <w:rPr>
+          <w:b w:val="0"/>
+        </w:rPr>
+        <w:t>?</w:t>
       </w:r>
     </w:p>
     <w:p>
@@ -3205,21 +4813,66 @@
       </w:r>
     </w:p>
     <w:p>
-      <w:r>
-        <w:t>RESPONSIBLE DESIGN  Collect only necessary information. Show uncertainty and limits. Never confuse fluent output with verified truth.</w:t>
-      </w:r>
-    </w:p>
-    <w:p>
       <w:pPr>
         <w:pStyle w:val="Heading3"/>
       </w:pPr>
       <w:r>
+        <w:t>Responsible design</w:t>
+      </w:r>
+    </w:p>
+    <w:p>
+      <w:pPr>
+        <w:spacing w:line="336" w:lineRule="auto" w:after="180"/>
+        <w:shd w:fill="FFF5E6"/>
+      </w:pPr>
+      <w:r>
+        <w:rPr>
+          <w:b w:val="0"/>
+        </w:rPr>
+        <w:t xml:space="preserve">RESPONSIBLE DESIGN  Collect only necessary information. Show uncertainty and limits. Never confuse fluent </w:t>
+      </w:r>
+      <w:r>
+        <w:rPr>
+          <w:b/>
+        </w:rPr>
+        <w:t>output</w:t>
+      </w:r>
+      <w:r>
+        <w:rPr>
+          <w:b w:val="0"/>
+        </w:rPr>
+        <w:t xml:space="preserve"> with verified truth.</w:t>
+      </w:r>
+    </w:p>
+    <w:p>
+      <w:pPr>
+        <w:pStyle w:val="Heading3"/>
+      </w:pPr>
+      <w:r>
         <w:t>Evidence for your project</w:t>
       </w:r>
     </w:p>
     <w:p>
-      <w:r>
-        <w:t>Use Study Buddy generated diagrams only with clear provenance and checked educational labels.</w:t>
+      <w:pPr>
+        <w:spacing w:line="336" w:lineRule="auto" w:after="180"/>
+      </w:pPr>
+      <w:r>
+        <w:rPr>
+          <w:b w:val="0"/>
+        </w:rPr>
+        <w:t xml:space="preserve">Use Study Buddy generated diagrams only with clear </w:t>
+      </w:r>
+      <w:r>
+        <w:rPr>
+          <w:b/>
+        </w:rPr>
+        <w:t>provenance</w:t>
+      </w:r>
+      <w:r>
+        <w:rPr>
+          <w:b w:val="0"/>
+        </w:rPr>
+        <w:t xml:space="preserve"> and checked educational labels.</w:t>
       </w:r>
     </w:p>
     <w:p>
@@ -3232,16 +4885,48 @@
     </w:p>
     <w:p>
       <w:r>
+        <w:t>Use a genuinely new case for independent evidence. Previously discussed examples remain practice; use the separately named independent case before feedback.</w:t>
+      </w:r>
+    </w:p>
+    <w:p>
+      <w:pPr>
+        <w:pStyle w:val="Heading3"/>
+      </w:pPr>
+      <w:r>
+        <w:t>Independent evidence</w:t>
+      </w:r>
+    </w:p>
+    <w:p>
+      <w:pPr>
+        <w:spacing w:line="336" w:lineRule="auto" w:after="180"/>
+        <w:shd w:fill="FFF5E6"/>
+      </w:pPr>
+      <w:r>
+        <w:rPr>
+          <w:b w:val="0"/>
+        </w:rPr>
         <w:t>INDEPENDENT MASTERY PROOF</w:t>
       </w:r>
     </w:p>
     <w:p>
-      <w:r>
+      <w:pPr>
+        <w:spacing w:line="336" w:lineRule="auto" w:after="180"/>
+      </w:pPr>
+      <w:r>
+        <w:rPr>
+          <w:b w:val="0"/>
+        </w:rPr>
         <w:t>Explain • Transfer • Test • Defend</w:t>
       </w:r>
     </w:p>
     <w:p>
-      <w:r>
+      <w:pPr>
+        <w:spacing w:line="336" w:lineRule="auto" w:after="180"/>
+      </w:pPr>
+      <w:r>
+        <w:rPr>
+          <w:b w:val="0"/>
+        </w:rPr>
         <w:t>Complete this page without copying the worked example. Your reasoning matters more than decoration.</w:t>
       </w:r>
     </w:p>
@@ -3282,12 +4967,46 @@
       </w:r>
     </w:p>
     <w:p>
-      <w:r>
-        <w:t>CHALLENGE  Sequence a simplified noise-to-image card model.</w:t>
-      </w:r>
-    </w:p>
-    <w:p>
-      <w:r>
+      <w:pPr>
+        <w:pStyle w:val="Heading3"/>
+      </w:pPr>
+      <w:r>
+        <w:t>Try a more demanding case</w:t>
+      </w:r>
+    </w:p>
+    <w:p>
+      <w:pPr>
+        <w:spacing w:line="336" w:lineRule="auto" w:after="180"/>
+        <w:shd w:fill="F5F1FB"/>
+      </w:pPr>
+      <w:r>
+        <w:rPr>
+          <w:b w:val="0"/>
+        </w:rPr>
+        <w:t xml:space="preserve">CHALLENGE  Sequence a simplified </w:t>
+      </w:r>
+      <w:r>
+        <w:rPr>
+          <w:b/>
+        </w:rPr>
+        <w:t>noise</w:t>
+      </w:r>
+      <w:r>
+        <w:rPr>
+          <w:b w:val="0"/>
+        </w:rPr>
+        <w:t>-to-image card model.</w:t>
+      </w:r>
+    </w:p>
+    <w:p>
+      <w:pPr>
+        <w:spacing w:line="336" w:lineRule="auto" w:after="180"/>
+        <w:shd w:fill="F4F9FC"/>
+      </w:pPr>
+      <w:r>
+        <w:rPr>
+          <w:b w:val="0"/>
+        </w:rPr>
         <w:t>1. My fresh example, trace, calculation, or design:</w:t>
       </w:r>
     </w:p>
@@ -3325,8 +5044,27 @@
       </w:r>
     </w:p>
     <w:p>
-      <w:r>
-        <w:t>2. My evidence that it works (include a boundary or missing-data case):</w:t>
+      <w:pPr>
+        <w:spacing w:line="336" w:lineRule="auto" w:after="180"/>
+        <w:shd w:fill="F4F9FC"/>
+      </w:pPr>
+      <w:r>
+        <w:rPr>
+          <w:b w:val="0"/>
+        </w:rPr>
+        <w:t xml:space="preserve">2. My </w:t>
+      </w:r>
+      <w:r>
+        <w:rPr>
+          <w:b/>
+        </w:rPr>
+        <w:t>evidence</w:t>
+      </w:r>
+      <w:r>
+        <w:rPr>
+          <w:b w:val="0"/>
+        </w:rPr>
+        <w:t xml:space="preserve"> that it works (include a boundary or missing-data case):</w:t>
       </w:r>
     </w:p>
     <w:p>
@@ -3363,7 +5101,14 @@
       </w:r>
     </w:p>
     <w:p>
-      <w:r>
+      <w:pPr>
+        <w:spacing w:line="336" w:lineRule="auto" w:after="180"/>
+        <w:shd w:fill="F4F9FC"/>
+      </w:pPr>
+      <w:r>
+        <w:rPr>
+          <w:b w:val="0"/>
+        </w:rPr>
         <w:t>3. One limitation, fairness concern, or situation needing human review:</w:t>
       </w:r>
     </w:p>
@@ -3401,8 +5146,47 @@
       </w:r>
     </w:p>
     <w:p>
-      <w:r>
-        <w:t>SELF-CHECK  □ I explained the mechanism  □ I used evidence  □ I tested a fresh case  □ I named a limitation  □ I can answer ‘why?’</w:t>
+      <w:pPr>
+        <w:pStyle w:val="Heading3"/>
+      </w:pPr>
+      <w:r>
+        <w:t>Check your explanation</w:t>
+      </w:r>
+    </w:p>
+    <w:p>
+      <w:pPr>
+        <w:spacing w:line="336" w:lineRule="auto" w:after="180"/>
+        <w:shd w:fill="F5F1FB"/>
+      </w:pPr>
+      <w:r>
+        <w:rPr>
+          <w:b w:val="0"/>
+        </w:rPr>
+        <w:t xml:space="preserve">SELF-CHECK  □ I explained the </w:t>
+      </w:r>
+      <w:r>
+        <w:rPr>
+          <w:b/>
+        </w:rPr>
+        <w:t>mechanism</w:t>
+      </w:r>
+      <w:r>
+        <w:rPr>
+          <w:b w:val="0"/>
+        </w:rPr>
+        <w:t xml:space="preserve">  □ I used </w:t>
+      </w:r>
+      <w:r>
+        <w:rPr>
+          <w:b/>
+        </w:rPr>
+        <w:t>evidence</w:t>
+      </w:r>
+      <w:r>
+        <w:rPr>
+          <w:b w:val="0"/>
+        </w:rPr>
+        <w:t xml:space="preserve">  □ I tested a fresh case  □ I named a limitation  □ I can answer ‘why?’</w:t>
       </w:r>
     </w:p>
     <w:p>
@@ -3414,6 +5198,11 @@
       </w:r>
     </w:p>
     <w:p>
+      <w:r>
+        <w:t>Revisit the complete Image Generation Models case for supported practice. Repeated examples do not become fresh assessments.</w:t>
+      </w:r>
+    </w:p>
+    <w:p>
       <w:pPr>
         <w:pStyle w:val="Heading3"/>
       </w:pPr>
@@ -3422,7 +5211,13 @@
       </w:r>
     </w:p>
     <w:p>
-      <w:r>
+      <w:pPr>
+        <w:spacing w:line="336" w:lineRule="auto" w:after="180"/>
+      </w:pPr>
+      <w:r>
+        <w:rPr>
+          <w:b w:val="0"/>
+        </w:rPr>
         <w:t>Use the supplied details to practise the weekly concept before attempting the independent question. This case extends the illustrated lesson.</w:t>
       </w:r>
     </w:p>
@@ -3435,7 +5230,13 @@
       </w:r>
     </w:p>
     <w:p>
-      <w:r>
+      <w:pPr>
+        <w:spacing w:line="336" w:lineRule="auto" w:after="180"/>
+      </w:pPr>
+      <w:r>
+        <w:rPr>
+          <w:b w:val="0"/>
+        </w:rPr>
         <w:t>A generator creates a realistic fictional bicycle beside a tree.</w:t>
       </w:r>
     </w:p>
@@ -3448,7 +5249,14 @@
       </w:r>
     </w:p>
     <w:p>
-      <w:r>
+      <w:pPr>
+        <w:spacing w:line="336" w:lineRule="auto" w:after="180"/>
+        <w:shd w:fill="F5F1FB"/>
+      </w:pPr>
+      <w:r>
+        <w:rPr>
+          <w:b w:val="0"/>
+        </w:rPr>
         <w:t>How does this differ from event photography?</w:t>
       </w:r>
     </w:p>
@@ -3461,8 +5269,26 @@
       </w:r>
     </w:p>
     <w:p>
-      <w:r>
-        <w:t>It synthesises an image from learned patterns and instructions; it does not document that event. Many systems denoise iteratively, but architectures vary.</w:t>
+      <w:pPr>
+        <w:spacing w:line="336" w:lineRule="auto" w:after="180"/>
+      </w:pPr>
+      <w:r>
+        <w:rPr>
+          <w:b w:val="0"/>
+        </w:rPr>
+        <w:t>It synthesises an image from learned patterns and instructions; it does not document that event. Many systems de</w:t>
+      </w:r>
+      <w:r>
+        <w:rPr>
+          <w:b/>
+        </w:rPr>
+        <w:t>noise</w:t>
+      </w:r>
+      <w:r>
+        <w:rPr>
+          <w:b w:val="0"/>
+        </w:rPr>
+        <w:t xml:space="preserve"> iteratively, but architectures vary.</w:t>
       </w:r>
     </w:p>
     <w:p>
@@ -3474,7 +5300,14 @@
       </w:r>
     </w:p>
     <w:p>
-      <w:r>
+      <w:pPr>
+        <w:spacing w:line="336" w:lineRule="auto" w:after="180"/>
+        <w:shd w:fill="F5F1FB"/>
+      </w:pPr>
+      <w:r>
+        <w:rPr>
+          <w:b w:val="0"/>
+        </w:rPr>
         <w:t>Which detail supports the answer, and why does it matter?</w:t>
       </w:r>
     </w:p>
@@ -3652,18 +5485,49 @@
       </w:tr>
     </w:tbl>
     <w:p>
-      <w:r>
+      <w:pPr>
+        <w:spacing w:line="336" w:lineRule="auto" w:after="180"/>
+      </w:pPr>
+      <w:r>
+        <w:rPr>
+          <w:b w:val="0"/>
+        </w:rPr>
         <w:t>A generator creates a realistic fictional bicycle beside a tree.</w:t>
       </w:r>
     </w:p>
     <w:p>
-      <w:r>
+      <w:pPr>
+        <w:spacing w:line="336" w:lineRule="auto" w:after="180"/>
+        <w:shd w:fill="F5F1FB"/>
+      </w:pPr>
+      <w:r>
+        <w:rPr>
+          <w:b w:val="0"/>
+        </w:rPr>
         <w:t>How does this differ from event photography?</w:t>
       </w:r>
     </w:p>
     <w:p>
-      <w:r>
-        <w:t>It synthesises an image from learned patterns and instructions; it does not document that event. Many systems denoise iteratively, but architectures vary.</w:t>
+      <w:pPr>
+        <w:spacing w:line="336" w:lineRule="auto" w:after="180"/>
+      </w:pPr>
+      <w:r>
+        <w:rPr>
+          <w:b w:val="0"/>
+        </w:rPr>
+        <w:t>It synthesises an image from learned patterns and instructions; it does not document that event. Many systems de</w:t>
+      </w:r>
+      <w:r>
+        <w:rPr>
+          <w:b/>
+        </w:rPr>
+        <w:t>noise</w:t>
+      </w:r>
+      <w:r>
+        <w:rPr>
+          <w:b w:val="0"/>
+        </w:rPr>
+        <w:t xml:space="preserve"> iteratively, but architectures vary.</w:t>
       </w:r>
     </w:p>
     <w:p>
@@ -3675,6 +5539,11 @@
       </w:r>
     </w:p>
     <w:p>
+      <w:r>
+        <w:t>Attempt the reserved new case before feedback. Record support; the earlier examples below remain additional practice.</w:t>
+      </w:r>
+    </w:p>
+    <w:p>
       <w:pPr>
         <w:pStyle w:val="Heading3"/>
       </w:pPr>
@@ -3683,8 +5552,50 @@
       </w:r>
     </w:p>
     <w:p>
-      <w:r>
-        <w:t>A generated diagram requires two arrows and labels input/output. It has two arrows but swapped labels. Metadata records generation, yet the caption says experimental observation. Audit.</w:t>
+      <w:pPr>
+        <w:spacing w:line="336" w:lineRule="auto" w:after="180"/>
+      </w:pPr>
+      <w:r>
+        <w:rPr>
+          <w:b w:val="0"/>
+        </w:rPr>
+        <w:t xml:space="preserve">A generated diagram requires two arrows and labels </w:t>
+      </w:r>
+      <w:r>
+        <w:rPr>
+          <w:b/>
+        </w:rPr>
+        <w:t>input</w:t>
+      </w:r>
+      <w:r>
+        <w:rPr>
+          <w:b w:val="0"/>
+        </w:rPr>
+        <w:t>/</w:t>
+      </w:r>
+      <w:r>
+        <w:rPr>
+          <w:b/>
+        </w:rPr>
+        <w:t>output</w:t>
+      </w:r>
+      <w:r>
+        <w:rPr>
+          <w:b w:val="0"/>
+        </w:rPr>
+        <w:t xml:space="preserve">. It has two arrows but swapped labels. Metadata records generation, yet the caption says experimental </w:t>
+      </w:r>
+      <w:r>
+        <w:rPr>
+          <w:b/>
+        </w:rPr>
+        <w:t>observation</w:t>
+      </w:r>
+      <w:r>
+        <w:rPr>
+          <w:b w:val="0"/>
+        </w:rPr>
+        <w:t>. Audit.</w:t>
       </w:r>
     </w:p>
     <w:p>
@@ -3731,7 +5642,13 @@
       </w:r>
     </w:p>
     <w:p>
-      <w:r>
+      <w:pPr>
+        <w:spacing w:line="336" w:lineRule="auto" w:after="180"/>
+      </w:pPr>
+      <w:r>
+        <w:rPr>
+          <w:b w:val="0"/>
+        </w:rPr>
         <w:t>Attempt this case before feedback. Record any help. Earlier examples below are further practice; a case already practised with feedback cannot establish fresh transfer.</w:t>
       </w:r>
     </w:p>
@@ -3744,18 +5661,43 @@
       </w:r>
     </w:p>
     <w:p>
-      <w:r>
+      <w:pPr>
+        <w:spacing w:line="336" w:lineRule="auto" w:after="180"/>
+      </w:pPr>
+      <w:r>
+        <w:rPr>
+          <w:b w:val="0"/>
+        </w:rPr>
         <w:t>Close the worked explanation. Apply the idea to this different question without copying.</w:t>
       </w:r>
     </w:p>
     <w:p>
-      <w:r>
+      <w:pPr>
+        <w:spacing w:line="336" w:lineRule="auto" w:after="180"/>
+        <w:shd w:fill="F5F1FB"/>
+      </w:pPr>
+      <w:r>
+        <w:rPr>
+          <w:b w:val="0"/>
+        </w:rPr>
         <w:t>An image model draws a plant with seven roots after a request for exactly four. What does this show, and where should an exact count diagram be made?</w:t>
       </w:r>
     </w:p>
     <w:p>
-      <w:r>
-        <w:t>My answer, with a trace, calculation or supporting evidence</w:t>
+      <w:pPr>
+        <w:spacing w:line="336" w:lineRule="auto" w:after="180"/>
+      </w:pPr>
+      <w:r>
+        <w:rPr>
+          <w:b w:val="0"/>
+        </w:rPr>
+        <w:t xml:space="preserve">My answer, with a trace, calculation or supporting </w:t>
+      </w:r>
+      <w:r>
+        <w:rPr>
+          <w:b/>
+        </w:rPr>
+        <w:t>evidence</w:t>
       </w:r>
     </w:p>
     <w:p>
@@ -3800,13 +5742,37 @@
       </w:r>
     </w:p>
     <w:p>
-      <w:r>
+      <w:pPr>
+        <w:spacing w:line="336" w:lineRule="auto" w:after="180"/>
+      </w:pPr>
+      <w:r>
+        <w:rPr>
+          <w:b w:val="0"/>
+        </w:rPr>
         <w:t>Change one relevant detail. Predict the result before testing. Include a boundary or missing-information case when it helps reveal a limit.</w:t>
       </w:r>
     </w:p>
     <w:p>
-      <w:r>
-        <w:t>My changed input and expected result</w:t>
+      <w:pPr>
+        <w:spacing w:line="336" w:lineRule="auto" w:after="180"/>
+      </w:pPr>
+      <w:r>
+        <w:rPr>
+          <w:b w:val="0"/>
+        </w:rPr>
+        <w:t xml:space="preserve">My changed </w:t>
+      </w:r>
+      <w:r>
+        <w:rPr>
+          <w:b/>
+        </w:rPr>
+        <w:t>input</w:t>
+      </w:r>
+      <w:r>
+        <w:rPr>
+          <w:b w:val="0"/>
+        </w:rPr>
+        <w:t xml:space="preserve"> and expected result</w:t>
       </w:r>
     </w:p>
     <w:p>
@@ -3851,13 +5817,37 @@
       </w:r>
     </w:p>
     <w:p>
-      <w:r>
+      <w:pPr>
+        <w:spacing w:line="336" w:lineRule="auto" w:after="180"/>
+      </w:pPr>
+      <w:r>
+        <w:rPr>
+          <w:b w:val="0"/>
+        </w:rPr>
         <w:t>Treat generated diagrams as illustrations; pair factual claims with approved sources.</w:t>
       </w:r>
     </w:p>
     <w:p>
-      <w:r>
-        <w:t>The evidence I will keep</w:t>
+      <w:pPr>
+        <w:spacing w:line="336" w:lineRule="auto" w:after="180"/>
+      </w:pPr>
+      <w:r>
+        <w:rPr>
+          <w:b w:val="0"/>
+        </w:rPr>
+        <w:t xml:space="preserve">The </w:t>
+      </w:r>
+      <w:r>
+        <w:rPr>
+          <w:b/>
+        </w:rPr>
+        <w:t>evidence</w:t>
+      </w:r>
+      <w:r>
+        <w:rPr>
+          <w:b w:val="0"/>
+        </w:rPr>
+        <w:t xml:space="preserve"> I will keep</w:t>
       </w:r>
     </w:p>
     <w:p>
@@ -3894,8 +5884,26 @@
       </w:r>
     </w:p>
     <w:p>
-      <w:r>
-        <w:t>Your teacher has the independent answer and scoring criteria. Complete the matching workbook week to keep your practice evidence together.</w:t>
+      <w:pPr>
+        <w:spacing w:line="336" w:lineRule="auto" w:after="180"/>
+      </w:pPr>
+      <w:r>
+        <w:rPr>
+          <w:b w:val="0"/>
+        </w:rPr>
+        <w:t xml:space="preserve">Your teacher has the independent answer and scoring criteria. Complete the matching workbook week to keep your practice </w:t>
+      </w:r>
+      <w:r>
+        <w:rPr>
+          <w:b/>
+        </w:rPr>
+        <w:t>evidence</w:t>
+      </w:r>
+      <w:r>
+        <w:rPr>
+          <w:b w:val="0"/>
+        </w:rPr>
+        <w:t xml:space="preserve"> together.</w:t>
       </w:r>
     </w:p>
     <w:p>
@@ -3907,8 +5915,26 @@
       </w:r>
     </w:p>
     <w:p>
-      <w:r>
-        <w:t>An image generator produces a convincing picture of a school greenhouse on Mars. A student calls it photographic evidence. Explain what the image can and cannot establish.</w:t>
+      <w:pPr>
+        <w:spacing w:line="336" w:lineRule="auto" w:after="180"/>
+      </w:pPr>
+      <w:r>
+        <w:rPr>
+          <w:b w:val="0"/>
+        </w:rPr>
+        <w:t xml:space="preserve">An image generator produces a convincing picture of a school greenhouse on Mars. A student calls it photographic </w:t>
+      </w:r>
+      <w:r>
+        <w:rPr>
+          <w:b/>
+        </w:rPr>
+        <w:t>evidence</w:t>
+      </w:r>
+      <w:r>
+        <w:rPr>
+          <w:b w:val="0"/>
+        </w:rPr>
+        <w:t>. Explain what the image can and cannot establish.</w:t>
       </w:r>
     </w:p>
     <w:p>
@@ -3963,8 +5989,25 @@
       </w:r>
     </w:p>
     <w:p>
-      <w:r>
-        <w:t>Attempt the independent case before hints. Record whether you worked alone, used a hint or followed a model. After feedback, fix the first unsupported step and explain why it changed. A later check uses a changed case, not a copied answer.</w:t>
+      <w:pPr>
+        <w:spacing w:line="336" w:lineRule="auto" w:after="180"/>
+      </w:pPr>
+      <w:r>
+        <w:rPr>
+          <w:b w:val="0"/>
+        </w:rPr>
+        <w:t>Attempt the independent case before hints. Record whether you worked alone, used a hint or followed a model. After feedback, fix the first unsupported step and explain why it changed.</w:t>
+      </w:r>
+    </w:p>
+    <w:p>
+      <w:pPr>
+        <w:spacing w:line="336" w:lineRule="auto" w:after="180"/>
+      </w:pPr>
+      <w:r>
+        <w:rPr>
+          <w:b w:val="0"/>
+        </w:rPr>
+        <w:t>A later check uses a changed case, not a copied answer.</w:t>
       </w:r>
     </w:p>
     <w:p>
@@ -3977,6 +6020,17 @@
     </w:p>
     <w:p>
       <w:r>
+        <w:t>Use this map to navigate Image Generation Models, connect the goals to tasks and keep one evidence record for each attempt.</w:t>
+      </w:r>
+    </w:p>
+    <w:p>
+      <w:pPr>
+        <w:spacing w:line="336" w:lineRule="auto" w:after="180"/>
+      </w:pPr>
+      <w:r>
+        <w:rPr>
+          <w:b w:val="0"/>
+        </w:rPr>
         <w:t>Start with this question: A fictional lesson poster illustrates one family of image-generation approaches.</w:t>
       </w:r>
     </w:p>
@@ -4083,13 +6137,61 @@
       </w:tr>
     </w:tbl>
     <w:p>
-      <w:r>
-        <w:t>Remember → watch and explain → try with help → investigate → try independently → keep project evidence. Your teacher may spread this lesson across several classes.</w:t>
-      </w:r>
-    </w:p>
-    <w:p>
-      <w:r>
-        <w:t>Keep your first prediction. Compare it with what the evidence shows and explain any change.</w:t>
+      <w:pPr>
+        <w:spacing w:line="336" w:lineRule="auto" w:after="180"/>
+      </w:pPr>
+      <w:r>
+        <w:rPr>
+          <w:b w:val="0"/>
+        </w:rPr>
+        <w:t xml:space="preserve">Remember → watch and explain → try with help → investigate → try independently → keep project </w:t>
+      </w:r>
+      <w:r>
+        <w:rPr>
+          <w:b/>
+        </w:rPr>
+        <w:t>evidence</w:t>
+      </w:r>
+      <w:r>
+        <w:rPr>
+          <w:b w:val="0"/>
+        </w:rPr>
+        <w:t>. Your teacher may spread this lesson across several classes.</w:t>
+      </w:r>
+    </w:p>
+    <w:p>
+      <w:pPr>
+        <w:spacing w:line="336" w:lineRule="auto" w:after="180"/>
+      </w:pPr>
+      <w:r>
+        <w:rPr>
+          <w:b w:val="0"/>
+        </w:rPr>
+        <w:t xml:space="preserve">Keep your first </w:t>
+      </w:r>
+      <w:r>
+        <w:rPr>
+          <w:b/>
+        </w:rPr>
+        <w:t>prediction</w:t>
+      </w:r>
+      <w:r>
+        <w:rPr>
+          <w:b w:val="0"/>
+        </w:rPr>
+        <w:t xml:space="preserve">. Compare it with what the </w:t>
+      </w:r>
+      <w:r>
+        <w:rPr>
+          <w:b/>
+        </w:rPr>
+        <w:t>evidence</w:t>
+      </w:r>
+      <w:r>
+        <w:rPr>
+          <w:b w:val="0"/>
+        </w:rPr>
+        <w:t xml:space="preserve"> shows and explain any change.</w:t>
       </w:r>
     </w:p>
     <w:p>
@@ -4102,7 +6204,36 @@
     </w:p>
     <w:p>
       <w:r>
-        <w:t>Close your notes. Explain this goal in your own words: Explain the mechanism and terminology of image generation and provenance</w:t>
+        <w:t>Explain Image Generation Models without notes, identify a remaining question and plan a later check with a changed case.</w:t>
+      </w:r>
+    </w:p>
+    <w:p>
+      <w:pPr>
+        <w:spacing w:line="336" w:lineRule="auto" w:after="180"/>
+      </w:pPr>
+      <w:r>
+        <w:rPr>
+          <w:b w:val="0"/>
+        </w:rPr>
+        <w:t xml:space="preserve">Close your notes. Explain this goal in your own words: Explain the </w:t>
+      </w:r>
+      <w:r>
+        <w:rPr>
+          <w:b/>
+        </w:rPr>
+        <w:t>mechanism</w:t>
+      </w:r>
+      <w:r>
+        <w:rPr>
+          <w:b w:val="0"/>
+        </w:rPr>
+        <w:t xml:space="preserve"> and terminology of image generation and </w:t>
+      </w:r>
+      <w:r>
+        <w:rPr>
+          <w:b/>
+        </w:rPr>
+        <w:t>provenance</w:t>
       </w:r>
     </w:p>
     <w:p>
@@ -4139,13 +6270,61 @@
       </w:r>
     </w:p>
     <w:p>
-      <w:r>
-        <w:t>If you are unsure, return to the worked picture and explain one arrow. If you are ready, change an input or assumption and justify your prediction.</w:t>
-      </w:r>
-    </w:p>
-    <w:p>
-      <w:r>
-        <w:t>Save your workbook evidence. At the next review, try a different case before opening your old answer.</w:t>
+      <w:pPr>
+        <w:spacing w:line="336" w:lineRule="auto" w:after="180"/>
+      </w:pPr>
+      <w:r>
+        <w:rPr>
+          <w:b w:val="0"/>
+        </w:rPr>
+        <w:t xml:space="preserve">If you are unsure, return to the worked picture and explain one arrow. If you are ready, change an </w:t>
+      </w:r>
+      <w:r>
+        <w:rPr>
+          <w:b/>
+        </w:rPr>
+        <w:t>input</w:t>
+      </w:r>
+      <w:r>
+        <w:rPr>
+          <w:b w:val="0"/>
+        </w:rPr>
+        <w:t xml:space="preserve"> or assumption and justify your </w:t>
+      </w:r>
+      <w:r>
+        <w:rPr>
+          <w:b/>
+        </w:rPr>
+        <w:t>prediction</w:t>
+      </w:r>
+      <w:r>
+        <w:rPr>
+          <w:b w:val="0"/>
+        </w:rPr>
+        <w:t>.</w:t>
+      </w:r>
+    </w:p>
+    <w:p>
+      <w:pPr>
+        <w:spacing w:line="336" w:lineRule="auto" w:after="180"/>
+      </w:pPr>
+      <w:r>
+        <w:rPr>
+          <w:b w:val="0"/>
+        </w:rPr>
+        <w:t xml:space="preserve">Save your workbook </w:t>
+      </w:r>
+      <w:r>
+        <w:rPr>
+          <w:b/>
+        </w:rPr>
+        <w:t>evidence</w:t>
+      </w:r>
+      <w:r>
+        <w:rPr>
+          <w:b w:val="0"/>
+        </w:rPr>
+        <w:t>. At the next review, try a different case before opening your old answer.</w:t>
       </w:r>
     </w:p>
     <w:p>
@@ -4158,11 +6337,28 @@
     </w:p>
     <w:p>
       <w:r>
+        <w:t>Attempt supported questions before using hints or feedback. Review a missing building block, then keep the completed work.</w:t>
+      </w:r>
+    </w:p>
+    <w:p>
+      <w:pPr>
+        <w:spacing w:line="336" w:lineRule="auto" w:after="180"/>
+      </w:pPr>
+      <w:r>
+        <w:rPr>
+          <w:b w:val="0"/>
+        </w:rPr>
         <w:t>Use this supported practice once, in the browser or on paper. Keep the reserved independent assessment for a separate first attempt before teacher feedback.</w:t>
       </w:r>
     </w:p>
     <w:p>
-      <w:r>
+      <w:pPr>
+        <w:spacing w:line="336" w:lineRule="auto" w:after="180"/>
+      </w:pPr>
+      <w:r>
+        <w:rPr>
+          <w:b w:val="0"/>
+        </w:rPr>
         <w:t>A fictional lesson poster illustrates one family of image-generation approaches.</w:t>
       </w:r>
     </w:p>
@@ -4175,27 +6371,79 @@
       </w:r>
     </w:p>
     <w:p>
-      <w:r>
-        <w:t>Which labelled step matches this detail? Caption it as a generated-process illustration, not a photographed experiment.</w:t>
-      </w:r>
-    </w:p>
-    <w:p>
-      <w:r>
+      <w:pPr>
+        <w:spacing w:line="336" w:lineRule="auto" w:after="180"/>
+      </w:pPr>
+      <w:r>
+        <w:rPr>
+          <w:b w:val="0"/>
+        </w:rPr>
+        <w:t>Which labelled step matches this detail? Caption it as a generated-</w:t>
+      </w:r>
+      <w:r>
+        <w:rPr>
+          <w:b/>
+        </w:rPr>
+        <w:t>process</w:t>
+      </w:r>
+      <w:r>
+        <w:rPr>
+          <w:b w:val="0"/>
+        </w:rPr>
+        <w:t xml:space="preserve"> illustration, not a photographed experiment.</w:t>
+      </w:r>
+    </w:p>
+    <w:p>
+      <w:pPr>
+        <w:spacing w:line="336" w:lineRule="auto" w:after="180"/>
+        <w:shd w:fill="F4F9FC"/>
+      </w:pPr>
+      <w:r>
+        <w:rPr>
+          <w:b w:val="0"/>
+        </w:rPr>
         <w:t>1. Noisy representation</w:t>
       </w:r>
     </w:p>
     <w:p>
-      <w:r>
+      <w:pPr>
+        <w:spacing w:line="336" w:lineRule="auto" w:after="180"/>
+        <w:shd w:fill="F4F9FC"/>
+      </w:pPr>
+      <w:r>
+        <w:rPr>
+          <w:b w:val="0"/>
+        </w:rPr>
         <w:t>2. Condition on request</w:t>
       </w:r>
     </w:p>
     <w:p>
-      <w:r>
-        <w:t>3. Check provenance</w:t>
-      </w:r>
-    </w:p>
-    <w:p>
-      <w:r>
+      <w:pPr>
+        <w:spacing w:line="336" w:lineRule="auto" w:after="180"/>
+        <w:shd w:fill="F4F9FC"/>
+      </w:pPr>
+      <w:r>
+        <w:rPr>
+          <w:b w:val="0"/>
+        </w:rPr>
+        <w:t xml:space="preserve">3. Check </w:t>
+      </w:r>
+      <w:r>
+        <w:rPr>
+          <w:b/>
+        </w:rPr>
+        <w:t>provenance</w:t>
+      </w:r>
+    </w:p>
+    <w:p>
+      <w:pPr>
+        <w:spacing w:line="336" w:lineRule="auto" w:after="180"/>
+        <w:shd w:fill="F4F9FC"/>
+      </w:pPr>
+      <w:r>
+        <w:rPr>
+          <w:b w:val="0"/>
+        </w:rPr>
         <w:t>4. Illustrative update</w:t>
       </w:r>
     </w:p>
@@ -4233,41 +6481,215 @@
       </w:r>
     </w:p>
     <w:p>
-      <w:r>
+      <w:pPr>
+        <w:pStyle w:val="Heading3"/>
+      </w:pPr>
+      <w:r>
+        <w:t>Hint · try first</w:t>
+      </w:r>
+    </w:p>
+    <w:p>
+      <w:pPr>
+        <w:spacing w:line="336" w:lineRule="auto" w:after="180"/>
+        <w:shd w:fill="F1F6F8"/>
+      </w:pPr>
+      <w:r>
+        <w:rPr>
+          <w:b w:val="0"/>
+        </w:rPr>
         <w:t>Hint if needed: Read the steps in the pictorial case. Match the supplied detail to the stage that performs or records it.</w:t>
       </w:r>
     </w:p>
     <w:p>
-      <w:r>
-        <w:t>After your attempt, compare with the supported explanation: Check provenance Caption it as a generated-process illustration, not a photographed experiment. Diffusion-style generators learn to remove noise in stages, often guided by text, but a real implementation can operate in a latent representation rather than direct pixels. The toy values let us inspect an update without pretending to simulate that trained process. An attractive final image still needs checks for labels, requested relations and factual claims.</w:t>
-      </w:r>
-    </w:p>
-    <w:p>
       <w:pPr>
         <w:pStyle w:val="Heading3"/>
       </w:pPr>
       <w:r>
+        <w:t>Feedback · compare after trying</w:t>
+      </w:r>
+    </w:p>
+    <w:p>
+      <w:pPr>
+        <w:spacing w:line="336" w:lineRule="auto" w:after="180"/>
+        <w:shd w:fill="F1F6FC"/>
+      </w:pPr>
+      <w:r>
+        <w:rPr>
+          <w:b w:val="0"/>
+        </w:rPr>
+        <w:t xml:space="preserve">After your attempt, compare with the supported explanation: Check </w:t>
+      </w:r>
+      <w:r>
+        <w:rPr>
+          <w:b/>
+        </w:rPr>
+        <w:t>provenance</w:t>
+      </w:r>
+      <w:r>
+        <w:rPr>
+          <w:b w:val="0"/>
+        </w:rPr>
+        <w:t xml:space="preserve"> Caption it as a generated-</w:t>
+      </w:r>
+      <w:r>
+        <w:rPr>
+          <w:b/>
+        </w:rPr>
+        <w:t>process</w:t>
+      </w:r>
+      <w:r>
+        <w:rPr>
+          <w:b w:val="0"/>
+        </w:rPr>
+        <w:t xml:space="preserve"> illustration, not a photographed experiment.</w:t>
+      </w:r>
+    </w:p>
+    <w:p>
+      <w:pPr>
+        <w:spacing w:line="336" w:lineRule="auto" w:after="180"/>
+        <w:shd w:fill="F1F6FC"/>
+      </w:pPr>
+      <w:r>
+        <w:rPr>
+          <w:b w:val="0"/>
+        </w:rPr>
+        <w:t xml:space="preserve">Diffusion-style generators learn to remove </w:t>
+      </w:r>
+      <w:r>
+        <w:rPr>
+          <w:b/>
+        </w:rPr>
+        <w:t>noise</w:t>
+      </w:r>
+      <w:r>
+        <w:rPr>
+          <w:b w:val="0"/>
+        </w:rPr>
+        <w:t xml:space="preserve"> in stages, often guided by text, but a real implementation can operate in a </w:t>
+      </w:r>
+      <w:r>
+        <w:rPr>
+          <w:b/>
+        </w:rPr>
+        <w:t>latent representation</w:t>
+      </w:r>
+      <w:r>
+        <w:rPr>
+          <w:b w:val="0"/>
+        </w:rPr>
+        <w:t xml:space="preserve"> rather than direct pixels.</w:t>
+      </w:r>
+    </w:p>
+    <w:p>
+      <w:pPr>
+        <w:spacing w:line="336" w:lineRule="auto" w:after="180"/>
+        <w:shd w:fill="F1F6FC"/>
+      </w:pPr>
+      <w:r>
+        <w:rPr>
+          <w:b w:val="0"/>
+        </w:rPr>
+        <w:t xml:space="preserve">The toy values let us inspect an update without pretending to simulate that trained </w:t>
+      </w:r>
+      <w:r>
+        <w:rPr>
+          <w:b/>
+        </w:rPr>
+        <w:t>process</w:t>
+      </w:r>
+      <w:r>
+        <w:rPr>
+          <w:b w:val="0"/>
+        </w:rPr>
+        <w:t>. An attractive final image still needs checks for labels, requested relations and factual claims.</w:t>
+      </w:r>
+    </w:p>
+    <w:p>
+      <w:pPr>
+        <w:pStyle w:val="Heading3"/>
+      </w:pPr>
+      <w:r>
         <w:t>Practice 2: explain the deciding evidence</w:t>
       </w:r>
     </w:p>
     <w:p>
-      <w:r>
+      <w:pPr>
+        <w:pStyle w:val="Heading3"/>
+      </w:pPr>
+      <w:r>
+        <w:t>Changed case · predict first</w:t>
+      </w:r>
+    </w:p>
+    <w:p>
+      <w:pPr>
+        <w:spacing w:line="336" w:lineRule="auto" w:after="180"/>
+        <w:shd w:fill="F5F1FB"/>
+      </w:pPr>
+      <w:r>
+        <w:rPr>
+          <w:b w:val="0"/>
+        </w:rPr>
         <w:t>Changed-case practice: Relabel the illustration as a photograph of an actual laboratory measurement. Which conclusion is supported by the supplied facts?</w:t>
       </w:r>
     </w:p>
     <w:p>
-      <w:r>
-        <w:t>1. We can decide the result without examining the changed input or the procedure.</w:t>
-      </w:r>
-    </w:p>
-    <w:p>
-      <w:r>
+      <w:pPr>
+        <w:spacing w:line="336" w:lineRule="auto" w:after="180"/>
+        <w:shd w:fill="F4F9FC"/>
+      </w:pPr>
+      <w:r>
+        <w:rPr>
+          <w:b w:val="0"/>
+        </w:rPr>
+        <w:t xml:space="preserve">1. We can decide the result without examining the changed </w:t>
+      </w:r>
+      <w:r>
+        <w:rPr>
+          <w:b/>
+        </w:rPr>
+        <w:t>input</w:t>
+      </w:r>
+      <w:r>
+        <w:rPr>
+          <w:b w:val="0"/>
+        </w:rPr>
+        <w:t xml:space="preserve"> or the procedure.</w:t>
+      </w:r>
+    </w:p>
+    <w:p>
+      <w:pPr>
+        <w:spacing w:line="336" w:lineRule="auto" w:after="180"/>
+        <w:shd w:fill="F4F9FC"/>
+      </w:pPr>
+      <w:r>
+        <w:rPr>
+          <w:b w:val="0"/>
+        </w:rPr>
         <w:t>2. That caption is unsupported.</w:t>
       </w:r>
     </w:p>
     <w:p>
-      <w:r>
-        <w:t>3. This one example guarantees correct results for every future input.</w:t>
+      <w:pPr>
+        <w:spacing w:line="336" w:lineRule="auto" w:after="180"/>
+        <w:shd w:fill="F4F9FC"/>
+      </w:pPr>
+      <w:r>
+        <w:rPr>
+          <w:b w:val="0"/>
+        </w:rPr>
+        <w:t xml:space="preserve">3. This one example guarantees correct results for every future </w:t>
+      </w:r>
+      <w:r>
+        <w:rPr>
+          <w:b/>
+        </w:rPr>
+        <w:t>input</w:t>
+      </w:r>
+      <w:r>
+        <w:rPr>
+          <w:b w:val="0"/>
+        </w:rPr>
+        <w:t>.</w:t>
       </w:r>
     </w:p>
     <w:p>
@@ -4304,36 +6726,177 @@
       </w:r>
     </w:p>
     <w:p>
-      <w:r>
+      <w:pPr>
+        <w:pStyle w:val="Heading3"/>
+      </w:pPr>
+      <w:r>
+        <w:t>Hint · try first</w:t>
+      </w:r>
+    </w:p>
+    <w:p>
+      <w:pPr>
+        <w:spacing w:line="336" w:lineRule="auto" w:after="180"/>
+        <w:shd w:fill="F1F6F8"/>
+      </w:pPr>
+      <w:r>
+        <w:rPr>
+          <w:b w:val="0"/>
+        </w:rPr>
         <w:t>Hint if needed: Use the changed condition and the deciding step in the pictorial trace. The answer must say what follows from those facts.</w:t>
       </w:r>
     </w:p>
     <w:p>
-      <w:r>
-        <w:t>After your attempt, compare with the supported explanation: That caption is unsupported. Its provenance is an invented diagram of a process, not a camera record of an event.</w:t>
-      </w:r>
-    </w:p>
-    <w:p>
       <w:pPr>
         <w:pStyle w:val="Heading3"/>
       </w:pPr>
       <w:r>
+        <w:t>Feedback · compare after trying</w:t>
+      </w:r>
+    </w:p>
+    <w:p>
+      <w:pPr>
+        <w:spacing w:line="336" w:lineRule="auto" w:after="180"/>
+        <w:shd w:fill="F1F6FC"/>
+      </w:pPr>
+      <w:r>
+        <w:rPr>
+          <w:b w:val="0"/>
+        </w:rPr>
+        <w:t xml:space="preserve">After your attempt, compare with the supported explanation: That caption is unsupported. Its </w:t>
+      </w:r>
+      <w:r>
+        <w:rPr>
+          <w:b/>
+        </w:rPr>
+        <w:t>provenance</w:t>
+      </w:r>
+      <w:r>
+        <w:rPr>
+          <w:b w:val="0"/>
+        </w:rPr>
+        <w:t xml:space="preserve"> is an invented diagram of a </w:t>
+      </w:r>
+      <w:r>
+        <w:rPr>
+          <w:b/>
+        </w:rPr>
+        <w:t>process</w:t>
+      </w:r>
+      <w:r>
+        <w:rPr>
+          <w:b w:val="0"/>
+        </w:rPr>
+        <w:t>, not a camera record of an event.</w:t>
+      </w:r>
+    </w:p>
+    <w:p>
+      <w:pPr>
+        <w:pStyle w:val="Heading3"/>
+      </w:pPr>
+      <w:r>
         <w:t>Repair a missing building block</w:t>
       </w:r>
     </w:p>
     <w:p>
-      <w:r>
-        <w:t>Review Prompt Evaluation (ai-3/9). Goal: Explain the mechanism and terminology of controlled prompt experiments. Short practice: Why is B’s selection defensible here without calling it universally superior?. Return to this week and explain what you changed.</w:t>
-      </w:r>
-    </w:p>
-    <w:p>
-      <w:r>
-        <w:t>Review Iterative Prompting (ai-3/7). Goal: Explain the mechanism and terminology of controlled prompt experiments. Short practice: What evidence supports improvement here, and what remains unproven?. Return to this week and explain what you changed.</w:t>
-      </w:r>
-    </w:p>
-    <w:p>
-      <w:r>
-        <w:t>Review Sampling and Variability (ai-3/4). Goal: Sample from a distribution using explicit cumulative intervals. Short practice: Does T=0.5 make B impossible, and does choosing A guarantee factual accuracy?. Return to this week and explain what you changed.</w:t>
+      <w:pPr>
+        <w:spacing w:line="336" w:lineRule="auto" w:after="180"/>
+      </w:pPr>
+      <w:r>
+        <w:rPr>
+          <w:b w:val="0"/>
+        </w:rPr>
+        <w:t xml:space="preserve">Review Prompt Evaluation (ai-3/9). Goal: Explain the </w:t>
+      </w:r>
+      <w:r>
+        <w:rPr>
+          <w:b/>
+        </w:rPr>
+        <w:t>mechanism</w:t>
+      </w:r>
+      <w:r>
+        <w:rPr>
+          <w:b w:val="0"/>
+        </w:rPr>
+        <w:t xml:space="preserve"> and terminology of controlled prompt experiments. Short practice: Why is B’s selection defensible here without calling it universally superior?.</w:t>
+      </w:r>
+    </w:p>
+    <w:p>
+      <w:pPr>
+        <w:spacing w:line="336" w:lineRule="auto" w:after="180"/>
+      </w:pPr>
+      <w:r>
+        <w:rPr>
+          <w:b w:val="0"/>
+        </w:rPr>
+        <w:t>Return to this week and explain what you changed.</w:t>
+      </w:r>
+    </w:p>
+    <w:p>
+      <w:pPr>
+        <w:spacing w:line="336" w:lineRule="auto" w:after="180"/>
+      </w:pPr>
+      <w:r>
+        <w:rPr>
+          <w:b w:val="0"/>
+        </w:rPr>
+        <w:t xml:space="preserve">Review Iterative Prompting (ai-3/7). Goal: Explain the </w:t>
+      </w:r>
+      <w:r>
+        <w:rPr>
+          <w:b/>
+        </w:rPr>
+        <w:t>mechanism</w:t>
+      </w:r>
+      <w:r>
+        <w:rPr>
+          <w:b w:val="0"/>
+        </w:rPr>
+        <w:t xml:space="preserve"> and terminology of controlled prompt experiments. Short practice: What </w:t>
+      </w:r>
+      <w:r>
+        <w:rPr>
+          <w:b/>
+        </w:rPr>
+        <w:t>evidence</w:t>
+      </w:r>
+      <w:r>
+        <w:rPr>
+          <w:b w:val="0"/>
+        </w:rPr>
+        <w:t xml:space="preserve"> supports improvement here, and what remains unproven?.</w:t>
+      </w:r>
+    </w:p>
+    <w:p>
+      <w:pPr>
+        <w:spacing w:line="336" w:lineRule="auto" w:after="180"/>
+      </w:pPr>
+      <w:r>
+        <w:rPr>
+          <w:b w:val="0"/>
+        </w:rPr>
+        <w:t>Return to this week and explain what you changed.</w:t>
+      </w:r>
+    </w:p>
+    <w:p>
+      <w:pPr>
+        <w:spacing w:line="336" w:lineRule="auto" w:after="180"/>
+      </w:pPr>
+      <w:r>
+        <w:rPr>
+          <w:b w:val="0"/>
+        </w:rPr>
+        <w:t>Review Sampling and Variability (ai-3/4). Goal: Sample from a distribution using explicit cumulative intervals. Short practice: Does T=0.5 make B impossible, and does choosing A guarantee factual accuracy?.</w:t>
+      </w:r>
+    </w:p>
+    <w:p>
+      <w:pPr>
+        <w:spacing w:line="336" w:lineRule="auto" w:after="180"/>
+      </w:pPr>
+      <w:r>
+        <w:rPr>
+          <w:b w:val="0"/>
+        </w:rPr>
+        <w:t>Return to this week and explain what you changed.</w:t>
       </w:r>
     </w:p>
     <w:p>
@@ -4345,8 +6908,713 @@
       </w:r>
     </w:p>
     <w:p>
-      <w:r>
-        <w:t>Use Download completed work in the hosted lesson to export your answers, reflections, practice feedback and code-run evidence. Open the HTML copy to read or print it. Drafts stay in this browser when storage is available; clear drafts on a shared device.</w:t>
+      <w:pPr>
+        <w:spacing w:line="336" w:lineRule="auto" w:after="180"/>
+      </w:pPr>
+      <w:r>
+        <w:rPr>
+          <w:b w:val="0"/>
+        </w:rPr>
+        <w:t xml:space="preserve">Use Download completed work in the hosted lesson to export your answers, reflections, practice feedback and code-run </w:t>
+      </w:r>
+      <w:r>
+        <w:rPr>
+          <w:b/>
+        </w:rPr>
+        <w:t>evidence</w:t>
+      </w:r>
+      <w:r>
+        <w:rPr>
+          <w:b w:val="0"/>
+        </w:rPr>
+        <w:t>. Open the HTML copy to read or print it.</w:t>
+      </w:r>
+    </w:p>
+    <w:p>
+      <w:pPr>
+        <w:spacing w:line="336" w:lineRule="auto" w:after="180"/>
+      </w:pPr>
+      <w:r>
+        <w:rPr>
+          <w:b w:val="0"/>
+        </w:rPr>
+        <w:t>Drafts stay in this browser when storage is available; clear drafts on a shared device.</w:t>
+      </w:r>
+    </w:p>
+    <w:p>
+      <w:pPr>
+        <w:pStyle w:val="Heading1"/>
+      </w:pPr>
+      <w:r>
+        <w:t>18. Visual concept journey</w:t>
+      </w:r>
+    </w:p>
+    <w:p>
+      <w:r>
+        <w:t>Explain each Image Generation Models graphic using its labels, deciding evidence and relevant limitation.</w:t>
+      </w:r>
+    </w:p>
+    <w:p>
+      <w:pPr>
+        <w:pStyle w:val="Heading3"/>
+      </w:pPr>
+      <w:r>
+        <w:t>01. Image Generation Models: the case</w:t>
+      </w:r>
+    </w:p>
+    <w:p>
+      <w:r>
+        <w:drawing>
+          <wp:inline xmlns:a="http://schemas.openxmlformats.org/drawingml/2006/main" xmlns:pic="http://schemas.openxmlformats.org/drawingml/2006/picture">
+            <wp:extent cx="5486400" cy="3142488"/>
+            <wp:docPr id="22" name="Picture 22" descr="A fictional lesson poster illustrates one family of image-generation approaches. Supplied facts: Toy 2×2 noisy numerical grid: [[0.2,0.8],[0.6,0.3]]. A specified illustrative denoising step gives [[0.1,0.9],[0.4,0.2]]. These supplied arrays illustrate steps only; they are not outputs from a real trained diffusion model."/>
+            <wp:cNvGraphicFramePr>
+              <a:graphicFrameLocks noChangeAspect="1"/>
+            </wp:cNvGraphicFramePr>
+            <a:graphic>
+              <a:graphicData uri="http://schemas.openxmlformats.org/drawingml/2006/picture">
+                <pic:pic>
+                  <pic:nvPicPr>
+                    <pic:cNvPr id="0" name="academy-story-ai-3-10-01.png"/>
+                    <pic:cNvPicPr/>
+                  </pic:nvPicPr>
+                  <pic:blipFill>
+                    <a:blip r:embed="rId29"/>
+                    <a:stretch>
+                      <a:fillRect/>
+                    </a:stretch>
+                  </pic:blipFill>
+                  <pic:spPr>
+                    <a:xfrm>
+                      <a:off x="0" y="0"/>
+                      <a:ext cx="5486400" cy="3142488"/>
+                    </a:xfrm>
+                    <a:prstGeom prst="rect"/>
+                  </pic:spPr>
+                </pic:pic>
+              </a:graphicData>
+            </a:graphic>
+          </wp:inline>
+        </w:drawing>
+      </w:r>
+    </w:p>
+    <w:p>
+      <w:pPr>
+        <w:spacing w:line="336" w:lineRule="auto" w:after="180"/>
+      </w:pPr>
+      <w:r>
+        <w:rPr>
+          <w:b w:val="0"/>
+        </w:rPr>
+        <w:t xml:space="preserve">A fictional lesson poster illustrates one family of image-generation approaches. Supplied facts: Toy 2×2 noisy numerical grid: [[0.2,0.8],[0.6,0.3]]. A specified illustrative </w:t>
+      </w:r>
+      <w:r>
+        <w:rPr>
+          <w:b/>
+        </w:rPr>
+        <w:t>denoising</w:t>
+      </w:r>
+      <w:r>
+        <w:rPr>
+          <w:b w:val="0"/>
+        </w:rPr>
+        <w:t xml:space="preserve"> step gives [[0.1,0.9],[0.4,0.2]].</w:t>
+      </w:r>
+    </w:p>
+    <w:p>
+      <w:pPr>
+        <w:spacing w:line="336" w:lineRule="auto" w:after="180"/>
+      </w:pPr>
+      <w:r>
+        <w:rPr>
+          <w:b w:val="0"/>
+        </w:rPr>
+        <w:t xml:space="preserve">These supplied arrays illustrate steps only; they are not </w:t>
+      </w:r>
+      <w:r>
+        <w:rPr>
+          <w:b/>
+        </w:rPr>
+        <w:t>output</w:t>
+      </w:r>
+      <w:r>
+        <w:rPr>
+          <w:b w:val="0"/>
+        </w:rPr>
+        <w:t>s from a real trained diffusion model.</w:t>
+      </w:r>
+    </w:p>
+    <w:p>
+      <w:pPr>
+        <w:spacing w:line="336" w:lineRule="auto" w:after="180"/>
+        <w:shd w:fill="F5F1FB"/>
+      </w:pPr>
+      <w:r>
+        <w:rPr>
+          <w:b w:val="0"/>
+        </w:rPr>
+        <w:t>Point to the given fact that matters most. Explain why it matters.</w:t>
+      </w:r>
+    </w:p>
+    <w:p>
+      <w:pPr>
+        <w:pStyle w:val="Heading3"/>
+      </w:pPr>
+      <w:r>
+        <w:t>02. Follow the deciding steps</w:t>
+      </w:r>
+    </w:p>
+    <w:p>
+      <w:r>
+        <w:drawing>
+          <wp:inline xmlns:a="http://schemas.openxmlformats.org/drawingml/2006/main" xmlns:pic="http://schemas.openxmlformats.org/drawingml/2006/picture">
+            <wp:extent cx="5486400" cy="4005072"/>
+            <wp:docPr id="23" name="Picture 23" descr="Noisy representation: Four toy numerical cells form the starting grid. → Condition on request: A text request guides the imagined learned denoising process. → Illustrative update: Use the supplied second grid to show one change in representation. → Check provenance: Caption it as a generated-process illustration, not a photographed experiment."/>
+            <wp:cNvGraphicFramePr>
+              <a:graphicFrameLocks noChangeAspect="1"/>
+            </wp:cNvGraphicFramePr>
+            <a:graphic>
+              <a:graphicData uri="http://schemas.openxmlformats.org/drawingml/2006/picture">
+                <pic:pic>
+                  <pic:nvPicPr>
+                    <pic:cNvPr id="0" name="academy-story-ai-3-10-02.png"/>
+                    <pic:cNvPicPr/>
+                  </pic:nvPicPr>
+                  <pic:blipFill>
+                    <a:blip r:embed="rId30"/>
+                    <a:stretch>
+                      <a:fillRect/>
+                    </a:stretch>
+                  </pic:blipFill>
+                  <pic:spPr>
+                    <a:xfrm>
+                      <a:off x="0" y="0"/>
+                      <a:ext cx="5486400" cy="4005072"/>
+                    </a:xfrm>
+                    <a:prstGeom prst="rect"/>
+                  </pic:spPr>
+                </pic:pic>
+              </a:graphicData>
+            </a:graphic>
+          </wp:inline>
+        </w:drawing>
+      </w:r>
+    </w:p>
+    <w:p>
+      <w:pPr>
+        <w:spacing w:line="336" w:lineRule="auto" w:after="180"/>
+      </w:pPr>
+      <w:r>
+        <w:rPr>
+          <w:b w:val="0"/>
+        </w:rPr>
+        <w:t xml:space="preserve">Noisy representation: Four toy numerical cells form the starting grid. → Condition on request: A text request guides the imagined learned </w:t>
+      </w:r>
+      <w:r>
+        <w:rPr>
+          <w:b/>
+        </w:rPr>
+        <w:t>denoising</w:t>
+      </w:r>
+      <w:r>
+        <w:rPr>
+          <w:b w:val="0"/>
+        </w:rPr>
+        <w:t xml:space="preserve"> </w:t>
+      </w:r>
+      <w:r>
+        <w:rPr>
+          <w:b/>
+        </w:rPr>
+        <w:t>process</w:t>
+      </w:r>
+      <w:r>
+        <w:rPr>
+          <w:b w:val="0"/>
+        </w:rPr>
+        <w:t xml:space="preserve">. → Illustrative update: Use the supplied second grid to show one change in representation. → Check </w:t>
+      </w:r>
+      <w:r>
+        <w:rPr>
+          <w:b/>
+        </w:rPr>
+        <w:t>provenance</w:t>
+      </w:r>
+      <w:r>
+        <w:rPr>
+          <w:b w:val="0"/>
+        </w:rPr>
+        <w:t>: Caption it as a generated-</w:t>
+      </w:r>
+      <w:r>
+        <w:rPr>
+          <w:b/>
+        </w:rPr>
+        <w:t>process</w:t>
+      </w:r>
+      <w:r>
+        <w:rPr>
+          <w:b w:val="0"/>
+        </w:rPr>
+        <w:t xml:space="preserve"> illustration, not a photographed experiment.</w:t>
+      </w:r>
+    </w:p>
+    <w:p>
+      <w:pPr>
+        <w:spacing w:line="336" w:lineRule="auto" w:after="180"/>
+        <w:shd w:fill="F5F1FB"/>
+      </w:pPr>
+      <w:r>
+        <w:rPr>
+          <w:b w:val="0"/>
+        </w:rPr>
+        <w:t xml:space="preserve">Point to each numbered stage and explain which recorded </w:t>
+      </w:r>
+      <w:r>
+        <w:rPr>
+          <w:b/>
+        </w:rPr>
+        <w:t>input</w:t>
+      </w:r>
+      <w:r>
+        <w:rPr>
+          <w:b w:val="0"/>
+        </w:rPr>
+        <w:t xml:space="preserve"> it uses.</w:t>
+      </w:r>
+    </w:p>
+    <w:p>
+      <w:pPr>
+        <w:pStyle w:val="Heading3"/>
+      </w:pPr>
+      <w:r>
+        <w:t>03. Illustrative grids, not executed model outputs</w:t>
+      </w:r>
+    </w:p>
+    <w:p>
+      <w:r>
+        <w:drawing>
+          <wp:inline xmlns:a="http://schemas.openxmlformats.org/drawingml/2006/main" xmlns:pic="http://schemas.openxmlformats.org/drawingml/2006/picture">
+            <wp:extent cx="5486400" cy="3938016"/>
+            <wp:docPr id="24" name="Picture 24" descr="Illustrative grids, not executed model outputs. Before top: Left = 0.2, Right = 0.8. Before bottom: Left = 0.6, Right = 0.3. After top: Left = 0.1, Right = 0.9. After bottom: Left = 0.4, Right = 0.2."/>
+            <wp:cNvGraphicFramePr>
+              <a:graphicFrameLocks noChangeAspect="1"/>
+            </wp:cNvGraphicFramePr>
+            <a:graphic>
+              <a:graphicData uri="http://schemas.openxmlformats.org/drawingml/2006/picture">
+                <pic:pic>
+                  <pic:nvPicPr>
+                    <pic:cNvPr id="0" name="academy-story-ai-3-10-03.png"/>
+                    <pic:cNvPicPr/>
+                  </pic:nvPicPr>
+                  <pic:blipFill>
+                    <a:blip r:embed="rId31"/>
+                    <a:stretch>
+                      <a:fillRect/>
+                    </a:stretch>
+                  </pic:blipFill>
+                  <pic:spPr>
+                    <a:xfrm>
+                      <a:off x="0" y="0"/>
+                      <a:ext cx="5486400" cy="3938016"/>
+                    </a:xfrm>
+                    <a:prstGeom prst="rect"/>
+                  </pic:spPr>
+                </pic:pic>
+              </a:graphicData>
+            </a:graphic>
+          </wp:inline>
+        </w:drawing>
+      </w:r>
+    </w:p>
+    <w:p>
+      <w:pPr>
+        <w:spacing w:line="336" w:lineRule="auto" w:after="180"/>
+      </w:pPr>
+      <w:r>
+        <w:rPr>
+          <w:b w:val="0"/>
+        </w:rPr>
+        <w:t xml:space="preserve">Illustrative grids, not executed model </w:t>
+      </w:r>
+      <w:r>
+        <w:rPr>
+          <w:b/>
+        </w:rPr>
+        <w:t>output</w:t>
+      </w:r>
+      <w:r>
+        <w:rPr>
+          <w:b w:val="0"/>
+        </w:rPr>
+        <w:t>s. Before top: Left = 0.2, Right = 0.8. Before bottom: Left = 0.6, Right = 0.3. After top: Left = 0.1, Right = 0.9. After bottom: Left = 0.4, Right = 0.2.</w:t>
+      </w:r>
+    </w:p>
+    <w:p>
+      <w:pPr>
+        <w:spacing w:line="336" w:lineRule="auto" w:after="180"/>
+        <w:shd w:fill="F5F1FB"/>
+      </w:pPr>
+      <w:r>
+        <w:rPr>
+          <w:b w:val="0"/>
+        </w:rPr>
+        <w:t>Read the labels and values. Explain the relationship the model shows.</w:t>
+      </w:r>
+    </w:p>
+    <w:p>
+      <w:pPr>
+        <w:pStyle w:val="Heading3"/>
+      </w:pPr>
+      <w:r>
+        <w:t>04. Change one thing. Trace what follows.</w:t>
+      </w:r>
+    </w:p>
+    <w:p>
+      <w:r>
+        <w:drawing>
+          <wp:inline xmlns:a="http://schemas.openxmlformats.org/drawingml/2006/main" xmlns:pic="http://schemas.openxmlformats.org/drawingml/2006/picture">
+            <wp:extent cx="5486400" cy="3026664"/>
+            <wp:docPr id="25" name="Picture 25" descr="Original case: Caption it as a generated-process illustration, not a photographed experiment. Changed condition: Relabel the illustration as a photograph of an actual laboratory measurement. Expected result: That caption is unsupported. Reason: Its provenance is an invented diagram of a process, not a camera record of an event."/>
+            <wp:cNvGraphicFramePr>
+              <a:graphicFrameLocks noChangeAspect="1"/>
+            </wp:cNvGraphicFramePr>
+            <a:graphic>
+              <a:graphicData uri="http://schemas.openxmlformats.org/drawingml/2006/picture">
+                <pic:pic>
+                  <pic:nvPicPr>
+                    <pic:cNvPr id="0" name="academy-story-ai-3-10-04.png"/>
+                    <pic:cNvPicPr/>
+                  </pic:nvPicPr>
+                  <pic:blipFill>
+                    <a:blip r:embed="rId32"/>
+                    <a:stretch>
+                      <a:fillRect/>
+                    </a:stretch>
+                  </pic:blipFill>
+                  <pic:spPr>
+                    <a:xfrm>
+                      <a:off x="0" y="0"/>
+                      <a:ext cx="5486400" cy="3026664"/>
+                    </a:xfrm>
+                    <a:prstGeom prst="rect"/>
+                  </pic:spPr>
+                </pic:pic>
+              </a:graphicData>
+            </a:graphic>
+          </wp:inline>
+        </w:drawing>
+      </w:r>
+    </w:p>
+    <w:p>
+      <w:pPr>
+        <w:spacing w:line="336" w:lineRule="auto" w:after="180"/>
+      </w:pPr>
+      <w:r>
+        <w:rPr>
+          <w:b w:val="0"/>
+        </w:rPr>
+        <w:t>Original case: Caption it as a generated-</w:t>
+      </w:r>
+      <w:r>
+        <w:rPr>
+          <w:b/>
+        </w:rPr>
+        <w:t>process</w:t>
+      </w:r>
+      <w:r>
+        <w:rPr>
+          <w:b w:val="0"/>
+        </w:rPr>
+        <w:t xml:space="preserve"> illustration, not a photographed experiment. Changed condition: Relabel the illustration as a photograph of an actual laboratory measurement.</w:t>
+      </w:r>
+    </w:p>
+    <w:p>
+      <w:pPr>
+        <w:spacing w:line="336" w:lineRule="auto" w:after="180"/>
+      </w:pPr>
+      <w:r>
+        <w:rPr>
+          <w:b w:val="0"/>
+        </w:rPr>
+        <w:t xml:space="preserve">Expected result: That caption is unsupported. Reason: Its </w:t>
+      </w:r>
+      <w:r>
+        <w:rPr>
+          <w:b/>
+        </w:rPr>
+        <w:t>provenance</w:t>
+      </w:r>
+      <w:r>
+        <w:rPr>
+          <w:b w:val="0"/>
+        </w:rPr>
+        <w:t xml:space="preserve"> is an invented diagram of a </w:t>
+      </w:r>
+      <w:r>
+        <w:rPr>
+          <w:b/>
+        </w:rPr>
+        <w:t>process</w:t>
+      </w:r>
+      <w:r>
+        <w:rPr>
+          <w:b w:val="0"/>
+        </w:rPr>
+        <w:t>, not a camera record of an event.</w:t>
+      </w:r>
+    </w:p>
+    <w:p>
+      <w:pPr>
+        <w:spacing w:line="336" w:lineRule="auto" w:after="180"/>
+        <w:shd w:fill="F5F1FB"/>
+      </w:pPr>
+      <w:r>
+        <w:rPr>
+          <w:b w:val="0"/>
+        </w:rPr>
+        <w:t>Predict before checking the worked changed-case result. Name what changed and what the supplied facts allow you to conclude.</w:t>
+      </w:r>
+    </w:p>
+    <w:p>
+      <w:pPr>
+        <w:pStyle w:val="Heading3"/>
+      </w:pPr>
+      <w:r>
+        <w:t>05. Connect the explanation to its limit</w:t>
+      </w:r>
+    </w:p>
+    <w:p>
+      <w:r>
+        <w:drawing>
+          <wp:inline xmlns:a="http://schemas.openxmlformats.org/drawingml/2006/main" xmlns:pic="http://schemas.openxmlformats.org/drawingml/2006/picture">
+            <wp:extent cx="5486400" cy="2834640"/>
+            <wp:docPr id="26" name="Picture 26" descr="Diffusion-style generators learn to remove noise in stages, often guided by text, but a real implementation can operate in a latent representation rather than direct pixels. The toy values let us inspect an update without pretending to simulate that trained process. An attractive final image still needs checks for labels, requested relations and factual claims. Limit: Not all image generators use diffusion; this toy step is neither a complete algorithm nor an executed model."/>
+            <wp:cNvGraphicFramePr>
+              <a:graphicFrameLocks noChangeAspect="1"/>
+            </wp:cNvGraphicFramePr>
+            <a:graphic>
+              <a:graphicData uri="http://schemas.openxmlformats.org/drawingml/2006/picture">
+                <pic:pic>
+                  <pic:nvPicPr>
+                    <pic:cNvPr id="0" name="academy-story-ai-3-10-05.png"/>
+                    <pic:cNvPicPr/>
+                  </pic:nvPicPr>
+                  <pic:blipFill>
+                    <a:blip r:embed="rId33"/>
+                    <a:stretch>
+                      <a:fillRect/>
+                    </a:stretch>
+                  </pic:blipFill>
+                  <pic:spPr>
+                    <a:xfrm>
+                      <a:off x="0" y="0"/>
+                      <a:ext cx="5486400" cy="2834640"/>
+                    </a:xfrm>
+                    <a:prstGeom prst="rect"/>
+                  </pic:spPr>
+                </pic:pic>
+              </a:graphicData>
+            </a:graphic>
+          </wp:inline>
+        </w:drawing>
+      </w:r>
+    </w:p>
+    <w:p>
+      <w:pPr>
+        <w:spacing w:line="336" w:lineRule="auto" w:after="180"/>
+      </w:pPr>
+      <w:r>
+        <w:rPr>
+          <w:b w:val="0"/>
+        </w:rPr>
+        <w:t xml:space="preserve">Diffusion-style generators learn to remove </w:t>
+      </w:r>
+      <w:r>
+        <w:rPr>
+          <w:b/>
+        </w:rPr>
+        <w:t>noise</w:t>
+      </w:r>
+      <w:r>
+        <w:rPr>
+          <w:b w:val="0"/>
+        </w:rPr>
+        <w:t xml:space="preserve"> in stages, often guided by text, but a real implementation can operate in a </w:t>
+      </w:r>
+      <w:r>
+        <w:rPr>
+          <w:b/>
+        </w:rPr>
+        <w:t>latent representation</w:t>
+      </w:r>
+      <w:r>
+        <w:rPr>
+          <w:b w:val="0"/>
+        </w:rPr>
+        <w:t xml:space="preserve"> rather than direct pixels.</w:t>
+      </w:r>
+    </w:p>
+    <w:p>
+      <w:pPr>
+        <w:spacing w:line="336" w:lineRule="auto" w:after="180"/>
+      </w:pPr>
+      <w:r>
+        <w:rPr>
+          <w:b w:val="0"/>
+        </w:rPr>
+        <w:t xml:space="preserve">The toy values let us inspect an update without pretending to simulate that trained </w:t>
+      </w:r>
+      <w:r>
+        <w:rPr>
+          <w:b/>
+        </w:rPr>
+        <w:t>process</w:t>
+      </w:r>
+      <w:r>
+        <w:rPr>
+          <w:b w:val="0"/>
+        </w:rPr>
+        <w:t>. An attractive final image still needs checks for labels, requested relations and factual claims.</w:t>
+      </w:r>
+    </w:p>
+    <w:p>
+      <w:pPr>
+        <w:spacing w:line="336" w:lineRule="auto" w:after="180"/>
+      </w:pPr>
+      <w:r>
+        <w:rPr>
+          <w:b w:val="0"/>
+        </w:rPr>
+        <w:t>Limit: Not all image generators use diffusion; this toy step is neither a complete algorithm nor an executed model.</w:t>
+      </w:r>
+    </w:p>
+    <w:p>
+      <w:pPr>
+        <w:spacing w:line="336" w:lineRule="auto" w:after="180"/>
+        <w:shd w:fill="F5F1FB"/>
+      </w:pPr>
+      <w:r>
+        <w:rPr>
+          <w:b w:val="0"/>
+        </w:rPr>
+        <w:t>Explain the case, then point to a limit on the claim.</w:t>
+      </w:r>
+    </w:p>
+    <w:p>
+      <w:pPr>
+        <w:pStyle w:val="Heading3"/>
+      </w:pPr>
+      <w:r>
+        <w:t>06. Make the idea visible in your project</w:t>
+      </w:r>
+    </w:p>
+    <w:p>
+      <w:r>
+        <w:drawing>
+          <wp:inline xmlns:a="http://schemas.openxmlformats.org/drawingml/2006/main" xmlns:pic="http://schemas.openxmlformats.org/drawingml/2006/picture">
+            <wp:extent cx="5486400" cy="3233928"/>
+            <wp:docPr id="27" name="Picture 27" descr="Use Study Buddy generated diagrams only with clear provenance and checked educational labels. Draw your input, deciding step, result and limit. Supported question: What may these two grids explain, and what can they not establish about a real generator?"/>
+            <wp:cNvGraphicFramePr>
+              <a:graphicFrameLocks noChangeAspect="1"/>
+            </wp:cNvGraphicFramePr>
+            <a:graphic>
+              <a:graphicData uri="http://schemas.openxmlformats.org/drawingml/2006/picture">
+                <pic:pic>
+                  <pic:nvPicPr>
+                    <pic:cNvPr id="0" name="academy-story-ai-3-10-06.png"/>
+                    <pic:cNvPicPr/>
+                  </pic:nvPicPr>
+                  <pic:blipFill>
+                    <a:blip r:embed="rId34"/>
+                    <a:stretch>
+                      <a:fillRect/>
+                    </a:stretch>
+                  </pic:blipFill>
+                  <pic:spPr>
+                    <a:xfrm>
+                      <a:off x="0" y="0"/>
+                      <a:ext cx="5486400" cy="3233928"/>
+                    </a:xfrm>
+                    <a:prstGeom prst="rect"/>
+                  </pic:spPr>
+                </pic:pic>
+              </a:graphicData>
+            </a:graphic>
+          </wp:inline>
+        </w:drawing>
+      </w:r>
+    </w:p>
+    <w:p>
+      <w:pPr>
+        <w:spacing w:line="336" w:lineRule="auto" w:after="180"/>
+        <w:shd w:fill="F5F1FB"/>
+      </w:pPr>
+      <w:r>
+        <w:rPr>
+          <w:b w:val="0"/>
+        </w:rPr>
+        <w:t xml:space="preserve">Use Study Buddy generated diagrams only with clear </w:t>
+      </w:r>
+      <w:r>
+        <w:rPr>
+          <w:b/>
+        </w:rPr>
+        <w:t>provenance</w:t>
+      </w:r>
+      <w:r>
+        <w:rPr>
+          <w:b w:val="0"/>
+        </w:rPr>
+        <w:t xml:space="preserve"> and checked educational labels. Draw your </w:t>
+      </w:r>
+      <w:r>
+        <w:rPr>
+          <w:b/>
+        </w:rPr>
+        <w:t>input</w:t>
+      </w:r>
+      <w:r>
+        <w:rPr>
+          <w:b w:val="0"/>
+        </w:rPr>
+        <w:t>, deciding step, result and limit.</w:t>
+      </w:r>
+    </w:p>
+    <w:p>
+      <w:pPr>
+        <w:spacing w:line="336" w:lineRule="auto" w:after="180"/>
+        <w:shd w:fill="F5F1FB"/>
+      </w:pPr>
+      <w:r>
+        <w:rPr>
+          <w:b w:val="0"/>
+        </w:rPr>
+        <w:t>Supported question: What may these two grids explain, and what can they not establish about a real generator?</w:t>
+      </w:r>
+    </w:p>
+    <w:p>
+      <w:pPr>
+        <w:spacing w:line="336" w:lineRule="auto" w:after="180"/>
+        <w:shd w:fill="F5F1FB"/>
+      </w:pPr>
+      <w:r>
+        <w:rPr>
+          <w:b w:val="0"/>
+        </w:rPr>
+        <w:t xml:space="preserve">Draw your project trace and justify the deciding step using </w:t>
+      </w:r>
+      <w:r>
+        <w:rPr>
+          <w:b/>
+        </w:rPr>
+        <w:t>evidence</w:t>
+      </w:r>
+      <w:r>
+        <w:rPr>
+          <w:b w:val="0"/>
+        </w:rPr>
+        <w:t>.</w:t>
       </w:r>
     </w:p>
     <w:sectPr>
